--- a/CampusMarket事業計画書.docx
+++ b/CampusMarket事業計画書.docx
@@ -72,7 +72,6 @@
           </wp:anchor>
         </w:drawing>
       </w:r>
-      <w:proofErr w:type="spellStart"/>
       <w:r>
         <w:rPr>
           <w:b/>
@@ -81,19 +80,8 @@
           <w:sz w:val="56"/>
           <w:szCs w:val="56"/>
         </w:rPr>
-        <w:t>CampusMark</w:t>
-      </w:r>
-      <w:r>
-        <w:rPr>
-          <w:b/>
-          <w:bCs/>
-          <w:color w:val="2E75B6"/>
-          <w:sz w:val="56"/>
-          <w:szCs w:val="56"/>
-        </w:rPr>
-        <w:t>et</w:t>
-      </w:r>
-      <w:proofErr w:type="spellEnd"/>
+        <w:t>CampusMarket</w:t>
+      </w:r>
     </w:p>
     <w:p>
       <w:pPr>
@@ -121,23 +109,7 @@
           <w:sz w:val="24"/>
           <w:szCs w:val="24"/>
         </w:rPr>
-        <w:t>学生のための、学生による</w:t>
-      </w:r>
-      <w:r>
-        <w:rPr>
-          <w:color w:val="666666"/>
-          <w:sz w:val="24"/>
-          <w:szCs w:val="24"/>
-        </w:rPr>
-        <w:t xml:space="preserve"> </w:t>
-      </w:r>
-      <w:r>
-        <w:rPr>
-          <w:color w:val="666666"/>
-          <w:sz w:val="24"/>
-          <w:szCs w:val="24"/>
-        </w:rPr>
-        <w:t>大学内フリマプラットフォーム</w:t>
+        <w:t>学生のための、学生による大学内フリマプラットフォーム</w:t>
       </w:r>
     </w:p>
     <w:p>
@@ -149,37 +121,98 @@
         <w:rPr>
           <w:color w:val="999999"/>
         </w:rPr>
-        <w:t>2026</w:t>
+        <w:t>2026年2月18日</w:t>
+      </w:r>
+    </w:p>
+    <w:p>
+      <w:r>
+        <w:br w:type="page"/>
+      </w:r>
+    </w:p>
+    <w:p>
+      <w:pPr>
+        <w:pStyle w:val="1"/>
+      </w:pPr>
+      <w:r>
+        <w:lastRenderedPageBreak/>
+        <w:t>1. エグゼクティブサマリー</w:t>
+      </w:r>
+    </w:p>
+    <w:p>
+      <w:pPr>
+        <w:spacing w:after="180"/>
+      </w:pPr>
+      <w:r>
+        <w:t>CampusMarketは、大学生が学内で安全・簡単に不用品を売買できる学生専用フリマプラットフォームです。既存のメルカリやラクマと異なり、同じ大学内のみでの取引に限定することで、対面での手渡しを基本とし、配送の手間やトラブルを大幅に削減します。</w:t>
+      </w:r>
+    </w:p>
+    <w:p>
+      <w:pPr>
+        <w:spacing w:after="240"/>
+      </w:pPr>
+      <w:r>
+        <w:t>教科書、家具家電、サークル用品など、大学生活で頻繁に生じる「売りたい」「買いたい」のニーズに応え、学生間のコミュニティ形成も促進します。</w:t>
+      </w:r>
+    </w:p>
+    <w:p>
+      <w:pPr>
+        <w:pStyle w:val="2"/>
+      </w:pPr>
+      <w:r>
+        <w:t>主要な特徴</w:t>
+      </w:r>
+    </w:p>
+    <w:p>
+      <w:pPr>
+        <w:spacing w:after="120"/>
+      </w:pPr>
+      <w:r>
+        <w:t>✓ 学内限定：同じ大学のメールアドレス認証により安全性を確保</w:t>
+      </w:r>
+    </w:p>
+    <w:p>
+      <w:pPr>
+        <w:spacing w:after="120"/>
+      </w:pPr>
+      <w:r>
+        <w:t>✓ 手渡し中心：配送不要で即日取引可能</w:t>
+      </w:r>
+    </w:p>
+    <w:p>
+      <w:pPr>
+        <w:spacing w:after="120"/>
+      </w:pPr>
+      <w:r>
+        <w:t>✓ PWA対応：アプリストア不要でスマホから簡単アクセス</w:t>
       </w:r>
       <w:r>
         <w:rPr>
-          <w:color w:val="999999"/>
+          <w:rFonts w:hint="eastAsia"/>
         </w:rPr>
-        <w:t>年</w:t>
-      </w:r>
-      <w:r>
+        <w:t>（デモ版のみ）</w:t>
+      </w:r>
+    </w:p>
+    <w:p>
+      <w:pPr>
+        <w:spacing w:after="240"/>
         <w:rPr>
-          <w:color w:val="999999"/>
+          <w:rFonts w:hint="eastAsia"/>
         </w:rPr>
-        <w:t>2</w:t>
+      </w:pPr>
+      <w:r>
+        <w:t xml:space="preserve">✓ </w:t>
       </w:r>
       <w:r>
         <w:rPr>
-          <w:color w:val="999999"/>
+          <w:rFonts w:hint="eastAsia"/>
         </w:rPr>
-        <w:t>月</w:t>
+        <w:t>様々な決済に対応：</w:t>
       </w:r>
       <w:r>
         <w:rPr>
-          <w:color w:val="999999"/>
+          <w:rFonts w:hint="eastAsia"/>
         </w:rPr>
-        <w:t>18</w:t>
-      </w:r>
-      <w:r>
-        <w:rPr>
-          <w:color w:val="999999"/>
-        </w:rPr>
-        <w:t>日</w:t>
+        <w:t>stripe(決済代行)の導入</w:t>
       </w:r>
     </w:p>
     <w:p>
@@ -193,31 +226,7 @@
       </w:pPr>
       <w:r>
         <w:lastRenderedPageBreak/>
-        <w:t xml:space="preserve">1. </w:t>
-      </w:r>
-      <w:r>
-        <w:t>エグゼクティブサマリー</w:t>
-      </w:r>
-    </w:p>
-    <w:p>
-      <w:pPr>
-        <w:spacing w:after="180"/>
-      </w:pPr>
-      <w:proofErr w:type="spellStart"/>
-      <w:r>
-        <w:t>CampusMarket</w:t>
-      </w:r>
-      <w:proofErr w:type="spellEnd"/>
-      <w:r>
-        <w:t>は、大学生が学内で安全・簡単に不用品を売買できる学生専用フリマプラットフォームです。既存のメルカリやラクマと異なり、同じ大学内のみでの取引に限定することで、対面での手渡しを基本とし、配送の手間やトラブルを大幅に削減します。</w:t>
-      </w:r>
-    </w:p>
-    <w:p>
-      <w:pPr>
-        <w:spacing w:after="240"/>
-      </w:pPr>
-      <w:r>
-        <w:t>教科書、家具家電、サークル用品など、大学生活で頻繁に生じる「売りたい」「買いたい」のニーズに応え、学生間のコミュニティ形成も促進します。</w:t>
+        <w:t>2. 事業概要</w:t>
       </w:r>
     </w:p>
     <w:p>
@@ -225,91 +234,7 @@
         <w:pStyle w:val="2"/>
       </w:pPr>
       <w:r>
-        <w:t>主要な特徴</w:t>
-      </w:r>
-    </w:p>
-    <w:p>
-      <w:pPr>
-        <w:spacing w:after="120"/>
-      </w:pPr>
-      <w:r>
-        <w:t>✓</w:t>
-      </w:r>
-      <w:r>
-        <w:t xml:space="preserve"> </w:t>
-      </w:r>
-      <w:r>
-        <w:t>学内限定：同じ大学のメールアドレス認証により安全性を確保</w:t>
-      </w:r>
-    </w:p>
-    <w:p>
-      <w:pPr>
-        <w:spacing w:after="120"/>
-      </w:pPr>
-      <w:r>
-        <w:t>✓</w:t>
-      </w:r>
-      <w:r>
-        <w:t xml:space="preserve"> </w:t>
-      </w:r>
-      <w:r>
-        <w:t>手渡し中心：配送不要で即日取引可能</w:t>
-      </w:r>
-    </w:p>
-    <w:p>
-      <w:pPr>
-        <w:spacing w:after="120"/>
-      </w:pPr>
-      <w:r>
-        <w:t>✓</w:t>
-      </w:r>
-      <w:r>
-        <w:t xml:space="preserve"> PWA</w:t>
-      </w:r>
-      <w:r>
-        <w:t>対応：アプリストア不要でスマホから簡単アクセス</w:t>
-      </w:r>
-    </w:p>
-    <w:p>
-      <w:pPr>
-        <w:spacing w:after="240"/>
-      </w:pPr>
-      <w:r>
-        <w:t>✓</w:t>
-      </w:r>
-      <w:r>
-        <w:t xml:space="preserve"> </w:t>
-      </w:r>
-      <w:r>
-        <w:t>現金決済：キャッシュレス決済手数料なし</w:t>
-      </w:r>
-    </w:p>
-    <w:p>
-      <w:r>
-        <w:br w:type="page"/>
-      </w:r>
-    </w:p>
-    <w:p>
-      <w:pPr>
-        <w:pStyle w:val="1"/>
-      </w:pPr>
-      <w:r>
-        <w:lastRenderedPageBreak/>
-        <w:t xml:space="preserve">2. </w:t>
-      </w:r>
-      <w:r>
-        <w:t>事業概要</w:t>
-      </w:r>
-    </w:p>
-    <w:p>
-      <w:pPr>
-        <w:pStyle w:val="2"/>
-      </w:pPr>
-      <w:r>
-        <w:t xml:space="preserve">2.1 </w:t>
-      </w:r>
-      <w:r>
-        <w:t>ミッション</w:t>
+        <w:t>2.1 ミッション</w:t>
       </w:r>
     </w:p>
     <w:p>
@@ -330,10 +255,7 @@
         <w:pStyle w:val="2"/>
       </w:pPr>
       <w:r>
-        <w:t xml:space="preserve">2.2 </w:t>
-      </w:r>
-      <w:r>
-        <w:t>ビジョン</w:t>
+        <w:t>2.2 ビジョン</w:t>
       </w:r>
     </w:p>
     <w:p>
@@ -341,13 +263,7 @@
         <w:spacing w:after="240"/>
       </w:pPr>
       <w:r>
-        <w:t>全国の大学で利用される学生向けマーケットプレイスのデファクトスタンダードとなり、年間</w:t>
-      </w:r>
-      <w:r>
-        <w:t>10</w:t>
-      </w:r>
-      <w:r>
-        <w:t>万人以上の学生が利用するプラットフォームを構築します。</w:t>
+        <w:t>全国の大学で利用される学生向けマーケットプレイスのデファクトスタンダードとなり、年間10万人以上の学生が利用するプラットフォームを構築します。</w:t>
       </w:r>
     </w:p>
     <w:p>
@@ -355,10 +271,7 @@
         <w:pStyle w:val="2"/>
       </w:pPr>
       <w:r>
-        <w:t xml:space="preserve">2.3 </w:t>
-      </w:r>
-      <w:r>
-        <w:t>提供価値</w:t>
+        <w:t>2.3 提供価値</w:t>
       </w:r>
     </w:p>
     <w:tbl>
@@ -383,12 +296,6 @@
         <w:gridCol w:w="6240"/>
       </w:tblGrid>
       <w:tr>
-        <w:tblPrEx>
-          <w:tblCellMar>
-            <w:top w:w="0" w:type="dxa"/>
-            <w:bottom w:w="0" w:type="dxa"/>
-          </w:tblCellMar>
-        </w:tblPrEx>
         <w:tc>
           <w:tcPr>
             <w:tcW w:w="3120" w:type="dxa"/>
@@ -440,12 +347,6 @@
         </w:tc>
       </w:tr>
       <w:tr>
-        <w:tblPrEx>
-          <w:tblCellMar>
-            <w:top w:w="0" w:type="dxa"/>
-            <w:bottom w:w="0" w:type="dxa"/>
-          </w:tblCellMar>
-        </w:tblPrEx>
         <w:tc>
           <w:tcPr>
             <w:tcW w:w="3120" w:type="dxa"/>
@@ -497,12 +398,6 @@
         </w:tc>
       </w:tr>
       <w:tr>
-        <w:tblPrEx>
-          <w:tblCellMar>
-            <w:top w:w="0" w:type="dxa"/>
-            <w:bottom w:w="0" w:type="dxa"/>
-          </w:tblCellMar>
-        </w:tblPrEx>
         <w:tc>
           <w:tcPr>
             <w:tcW w:w="3120" w:type="dxa"/>
@@ -565,10 +460,971 @@
       </w:pPr>
       <w:r>
         <w:lastRenderedPageBreak/>
+        <w:t>3. 市場分析</w:t>
+      </w:r>
+    </w:p>
+    <w:p>
+      <w:pPr>
+        <w:pStyle w:val="2"/>
+      </w:pPr>
+      <w:r>
+        <w:t>3.1 市場規模</w:t>
+      </w:r>
+    </w:p>
+    <w:p>
+      <w:pPr>
+        <w:spacing w:after="120"/>
+      </w:pPr>
+      <w:r>
+        <w:t>• 日本の大学生数：約290万人（2024年）</w:t>
+      </w:r>
+    </w:p>
+    <w:p>
+      <w:pPr>
+        <w:spacing w:after="120"/>
+      </w:pPr>
+      <w:r>
+        <w:t>• フリマアプリ市場規模：約2.8兆円（2023年）</w:t>
+      </w:r>
+    </w:p>
+    <w:p>
+      <w:pPr>
+        <w:spacing w:after="240"/>
+      </w:pPr>
+      <w:r>
+        <w:t>• 学生の約70%が教科書を中古で購入経験あり（独自調査）</w:t>
+      </w:r>
+    </w:p>
+    <w:p>
+      <w:pPr>
+        <w:pStyle w:val="2"/>
+      </w:pPr>
+      <w:r>
+        <w:t>3.2 ターゲット市場</w:t>
+      </w:r>
+    </w:p>
+    <w:p>
+      <w:pPr>
+        <w:spacing w:after="240"/>
+      </w:pPr>
+      <w:r>
+        <w:t>初期ターゲット：兵庫県立大学（学生数約5,500人） 第1フェーズ：関西圏の国公立大学（10校、約10万人） 第2フェーズ：全国の主要大学（50校、約50万人）</w:t>
+      </w:r>
+    </w:p>
+    <w:p>
+      <w:pPr>
+        <w:pStyle w:val="2"/>
+      </w:pPr>
+      <w:r>
+        <w:t>3.3 競合分析</w:t>
+      </w:r>
+    </w:p>
+    <w:tbl>
+      <w:tblPr>
+        <w:tblW w:w="10383" w:type="dxa"/>
+        <w:tblInd w:w="-1" w:type="dxa"/>
+        <w:tblBorders>
+          <w:top w:val="single" w:sz="4" w:space="0" w:color="auto"/>
+          <w:left w:val="single" w:sz="4" w:space="0" w:color="auto"/>
+          <w:bottom w:val="single" w:sz="4" w:space="0" w:color="auto"/>
+          <w:right w:val="single" w:sz="4" w:space="0" w:color="auto"/>
+          <w:insideH w:val="single" w:sz="4" w:space="0" w:color="auto"/>
+          <w:insideV w:val="single" w:sz="4" w:space="0" w:color="auto"/>
+        </w:tblBorders>
+        <w:tblCellMar>
+          <w:left w:w="10" w:type="dxa"/>
+          <w:right w:w="10" w:type="dxa"/>
+        </w:tblCellMar>
+        <w:tblLook w:val="04A0" w:firstRow="1" w:lastRow="0" w:firstColumn="1" w:lastColumn="0" w:noHBand="0" w:noVBand="1"/>
+      </w:tblPr>
+      <w:tblGrid>
+        <w:gridCol w:w="1700"/>
+        <w:gridCol w:w="1985"/>
+        <w:gridCol w:w="1984"/>
+        <w:gridCol w:w="2268"/>
+        <w:gridCol w:w="2446"/>
+      </w:tblGrid>
+      <w:tr>
+        <w:tc>
+          <w:tcPr>
+            <w:tcW w:w="1700" w:type="dxa"/>
+            <w:tcBorders>
+              <w:top w:val="single" w:sz="1" w:space="0" w:color="CCCCCC"/>
+              <w:left w:val="single" w:sz="1" w:space="0" w:color="CCCCCC"/>
+              <w:bottom w:val="single" w:sz="1" w:space="0" w:color="CCCCCC"/>
+              <w:right w:val="single" w:sz="1" w:space="0" w:color="CCCCCC"/>
+            </w:tcBorders>
+            <w:shd w:val="clear" w:color="auto" w:fill="2E75B6"/>
+            <w:tcMar>
+              <w:top w:w="80" w:type="dxa"/>
+              <w:left w:w="120" w:type="dxa"/>
+              <w:bottom w:w="80" w:type="dxa"/>
+              <w:right w:w="120" w:type="dxa"/>
+            </w:tcMar>
+          </w:tcPr>
+          <w:p/>
+        </w:tc>
+        <w:tc>
+          <w:tcPr>
+            <w:tcW w:w="1985" w:type="dxa"/>
+            <w:tcBorders>
+              <w:top w:val="single" w:sz="1" w:space="0" w:color="CCCCCC"/>
+              <w:left w:val="single" w:sz="1" w:space="0" w:color="CCCCCC"/>
+              <w:bottom w:val="single" w:sz="1" w:space="0" w:color="CCCCCC"/>
+              <w:right w:val="single" w:sz="1" w:space="0" w:color="CCCCCC"/>
+            </w:tcBorders>
+            <w:shd w:val="clear" w:color="auto" w:fill="2E75B6"/>
+            <w:tcMar>
+              <w:top w:w="80" w:type="dxa"/>
+              <w:left w:w="120" w:type="dxa"/>
+              <w:bottom w:w="80" w:type="dxa"/>
+              <w:right w:w="120" w:type="dxa"/>
+            </w:tcMar>
+          </w:tcPr>
+          <w:p>
+            <w:r>
+              <w:rPr>
+                <w:b/>
+                <w:bCs/>
+                <w:color w:val="FFFFFF"/>
+              </w:rPr>
+              <w:t>CampusMarket</w:t>
+            </w:r>
+          </w:p>
+        </w:tc>
+        <w:tc>
+          <w:tcPr>
+            <w:tcW w:w="1984" w:type="dxa"/>
+            <w:tcBorders>
+              <w:top w:val="single" w:sz="1" w:space="0" w:color="CCCCCC"/>
+              <w:left w:val="single" w:sz="1" w:space="0" w:color="CCCCCC"/>
+              <w:bottom w:val="single" w:sz="1" w:space="0" w:color="CCCCCC"/>
+              <w:right w:val="single" w:sz="1" w:space="0" w:color="CCCCCC"/>
+            </w:tcBorders>
+            <w:shd w:val="clear" w:color="auto" w:fill="2E75B6"/>
+            <w:tcMar>
+              <w:top w:w="80" w:type="dxa"/>
+              <w:left w:w="120" w:type="dxa"/>
+              <w:bottom w:w="80" w:type="dxa"/>
+              <w:right w:w="120" w:type="dxa"/>
+            </w:tcMar>
+          </w:tcPr>
+          <w:p>
+            <w:r>
+              <w:rPr>
+                <w:b/>
+                <w:bCs/>
+                <w:color w:val="FFFFFF"/>
+              </w:rPr>
+              <w:t>メルカリ</w:t>
+            </w:r>
+          </w:p>
+        </w:tc>
+        <w:tc>
+          <w:tcPr>
+            <w:tcW w:w="2268" w:type="dxa"/>
+            <w:tcBorders>
+              <w:top w:val="single" w:sz="1" w:space="0" w:color="CCCCCC"/>
+              <w:left w:val="single" w:sz="1" w:space="0" w:color="CCCCCC"/>
+              <w:bottom w:val="single" w:sz="1" w:space="0" w:color="CCCCCC"/>
+              <w:right w:val="single" w:sz="1" w:space="0" w:color="CCCCCC"/>
+            </w:tcBorders>
+            <w:shd w:val="clear" w:color="auto" w:fill="2E75B6"/>
+            <w:tcMar>
+              <w:top w:w="80" w:type="dxa"/>
+              <w:left w:w="120" w:type="dxa"/>
+              <w:bottom w:w="80" w:type="dxa"/>
+              <w:right w:w="120" w:type="dxa"/>
+            </w:tcMar>
+          </w:tcPr>
+          <w:p>
+            <w:r>
+              <w:rPr>
+                <w:b/>
+                <w:bCs/>
+                <w:color w:val="FFFFFF"/>
+              </w:rPr>
+              <w:t>学内掲示板</w:t>
+            </w:r>
+          </w:p>
+        </w:tc>
+        <w:tc>
+          <w:tcPr>
+            <w:tcW w:w="2446" w:type="dxa"/>
+            <w:tcBorders>
+              <w:top w:val="single" w:sz="1" w:space="0" w:color="CCCCCC"/>
+              <w:left w:val="single" w:sz="1" w:space="0" w:color="CCCCCC"/>
+              <w:bottom w:val="single" w:sz="1" w:space="0" w:color="CCCCCC"/>
+              <w:right w:val="single" w:sz="1" w:space="0" w:color="CCCCCC"/>
+            </w:tcBorders>
+            <w:shd w:val="clear" w:color="auto" w:fill="2E75B6"/>
+          </w:tcPr>
+          <w:p>
+            <w:pPr>
+              <w:rPr>
+                <w:b/>
+                <w:bCs/>
+                <w:color w:val="FFFFFF"/>
+              </w:rPr>
+            </w:pPr>
+            <w:r>
+              <w:rPr>
+                <w:rFonts w:hint="eastAsia"/>
+                <w:b/>
+                <w:bCs/>
+                <w:color w:val="FFFFFF"/>
+              </w:rPr>
+              <w:t>ジモティー</w:t>
+            </w:r>
+          </w:p>
+        </w:tc>
+      </w:tr>
+      <w:tr>
+        <w:tc>
+          <w:tcPr>
+            <w:tcW w:w="1700" w:type="dxa"/>
+            <w:tcBorders>
+              <w:top w:val="single" w:sz="1" w:space="0" w:color="CCCCCC"/>
+              <w:left w:val="single" w:sz="1" w:space="0" w:color="CCCCCC"/>
+              <w:bottom w:val="single" w:sz="1" w:space="0" w:color="CCCCCC"/>
+              <w:right w:val="single" w:sz="1" w:space="0" w:color="CCCCCC"/>
+            </w:tcBorders>
+            <w:shd w:val="clear" w:color="auto" w:fill="F0F0F0"/>
+            <w:tcMar>
+              <w:top w:w="80" w:type="dxa"/>
+              <w:left w:w="120" w:type="dxa"/>
+              <w:bottom w:w="80" w:type="dxa"/>
+              <w:right w:w="120" w:type="dxa"/>
+            </w:tcMar>
+          </w:tcPr>
+          <w:p>
+            <w:r>
+              <w:rPr>
+                <w:b/>
+                <w:bCs/>
+              </w:rPr>
+              <w:t>手渡し</w:t>
+            </w:r>
+          </w:p>
+        </w:tc>
+        <w:tc>
+          <w:tcPr>
+            <w:tcW w:w="1985" w:type="dxa"/>
+            <w:tcBorders>
+              <w:top w:val="single" w:sz="1" w:space="0" w:color="CCCCCC"/>
+              <w:left w:val="single" w:sz="1" w:space="0" w:color="CCCCCC"/>
+              <w:bottom w:val="single" w:sz="1" w:space="0" w:color="CCCCCC"/>
+              <w:right w:val="single" w:sz="1" w:space="0" w:color="CCCCCC"/>
+            </w:tcBorders>
+            <w:tcMar>
+              <w:top w:w="80" w:type="dxa"/>
+              <w:left w:w="120" w:type="dxa"/>
+              <w:bottom w:w="80" w:type="dxa"/>
+              <w:right w:w="120" w:type="dxa"/>
+            </w:tcMar>
+          </w:tcPr>
+          <w:p>
+            <w:r>
+              <w:t>◎</w:t>
+            </w:r>
+          </w:p>
+        </w:tc>
+        <w:tc>
+          <w:tcPr>
+            <w:tcW w:w="1984" w:type="dxa"/>
+            <w:tcBorders>
+              <w:top w:val="single" w:sz="1" w:space="0" w:color="CCCCCC"/>
+              <w:left w:val="single" w:sz="1" w:space="0" w:color="CCCCCC"/>
+              <w:bottom w:val="single" w:sz="1" w:space="0" w:color="CCCCCC"/>
+              <w:right w:val="single" w:sz="1" w:space="0" w:color="CCCCCC"/>
+            </w:tcBorders>
+            <w:tcMar>
+              <w:top w:w="80" w:type="dxa"/>
+              <w:left w:w="120" w:type="dxa"/>
+              <w:bottom w:w="80" w:type="dxa"/>
+              <w:right w:w="120" w:type="dxa"/>
+            </w:tcMar>
+          </w:tcPr>
+          <w:p>
+            <w:r>
+              <w:t>△</w:t>
+            </w:r>
+          </w:p>
+        </w:tc>
+        <w:tc>
+          <w:tcPr>
+            <w:tcW w:w="2268" w:type="dxa"/>
+            <w:tcBorders>
+              <w:top w:val="single" w:sz="1" w:space="0" w:color="CCCCCC"/>
+              <w:left w:val="single" w:sz="1" w:space="0" w:color="CCCCCC"/>
+              <w:bottom w:val="single" w:sz="1" w:space="0" w:color="CCCCCC"/>
+              <w:right w:val="single" w:sz="1" w:space="0" w:color="CCCCCC"/>
+            </w:tcBorders>
+            <w:tcMar>
+              <w:top w:w="80" w:type="dxa"/>
+              <w:left w:w="120" w:type="dxa"/>
+              <w:bottom w:w="80" w:type="dxa"/>
+              <w:right w:w="120" w:type="dxa"/>
+            </w:tcMar>
+          </w:tcPr>
+          <w:p>
+            <w:r>
+              <w:t>◎</w:t>
+            </w:r>
+          </w:p>
+        </w:tc>
+        <w:tc>
+          <w:tcPr>
+            <w:tcW w:w="2446" w:type="dxa"/>
+            <w:tcBorders>
+              <w:top w:val="single" w:sz="1" w:space="0" w:color="CCCCCC"/>
+              <w:left w:val="single" w:sz="1" w:space="0" w:color="CCCCCC"/>
+              <w:bottom w:val="single" w:sz="1" w:space="0" w:color="CCCCCC"/>
+              <w:right w:val="single" w:sz="1" w:space="0" w:color="CCCCCC"/>
+            </w:tcBorders>
+          </w:tcPr>
+          <w:p>
+            <w:r>
+              <w:t>◎</w:t>
+            </w:r>
+          </w:p>
+        </w:tc>
+      </w:tr>
+      <w:tr>
+        <w:tc>
+          <w:tcPr>
+            <w:tcW w:w="1700" w:type="dxa"/>
+            <w:tcBorders>
+              <w:top w:val="single" w:sz="1" w:space="0" w:color="CCCCCC"/>
+              <w:left w:val="single" w:sz="1" w:space="0" w:color="CCCCCC"/>
+              <w:bottom w:val="single" w:sz="1" w:space="0" w:color="CCCCCC"/>
+              <w:right w:val="single" w:sz="1" w:space="0" w:color="CCCCCC"/>
+            </w:tcBorders>
+            <w:shd w:val="clear" w:color="auto" w:fill="F0F0F0"/>
+            <w:tcMar>
+              <w:top w:w="80" w:type="dxa"/>
+              <w:left w:w="120" w:type="dxa"/>
+              <w:bottom w:w="80" w:type="dxa"/>
+              <w:right w:w="120" w:type="dxa"/>
+            </w:tcMar>
+          </w:tcPr>
+          <w:p>
+            <w:r>
+              <w:rPr>
+                <w:b/>
+                <w:bCs/>
+              </w:rPr>
+              <w:t>安全性</w:t>
+            </w:r>
+          </w:p>
+        </w:tc>
+        <w:tc>
+          <w:tcPr>
+            <w:tcW w:w="1985" w:type="dxa"/>
+            <w:tcBorders>
+              <w:top w:val="single" w:sz="1" w:space="0" w:color="CCCCCC"/>
+              <w:left w:val="single" w:sz="1" w:space="0" w:color="CCCCCC"/>
+              <w:bottom w:val="single" w:sz="1" w:space="0" w:color="CCCCCC"/>
+              <w:right w:val="single" w:sz="1" w:space="0" w:color="CCCCCC"/>
+            </w:tcBorders>
+            <w:tcMar>
+              <w:top w:w="80" w:type="dxa"/>
+              <w:left w:w="120" w:type="dxa"/>
+              <w:bottom w:w="80" w:type="dxa"/>
+              <w:right w:w="120" w:type="dxa"/>
+            </w:tcMar>
+          </w:tcPr>
+          <w:p>
+            <w:r>
+              <w:t>◎</w:t>
+            </w:r>
+          </w:p>
+        </w:tc>
+        <w:tc>
+          <w:tcPr>
+            <w:tcW w:w="1984" w:type="dxa"/>
+            <w:tcBorders>
+              <w:top w:val="single" w:sz="1" w:space="0" w:color="CCCCCC"/>
+              <w:left w:val="single" w:sz="1" w:space="0" w:color="CCCCCC"/>
+              <w:bottom w:val="single" w:sz="1" w:space="0" w:color="CCCCCC"/>
+              <w:right w:val="single" w:sz="1" w:space="0" w:color="CCCCCC"/>
+            </w:tcBorders>
+            <w:tcMar>
+              <w:top w:w="80" w:type="dxa"/>
+              <w:left w:w="120" w:type="dxa"/>
+              <w:bottom w:w="80" w:type="dxa"/>
+              <w:right w:w="120" w:type="dxa"/>
+            </w:tcMar>
+          </w:tcPr>
+          <w:p>
+            <w:r>
+              <w:t>○</w:t>
+            </w:r>
+          </w:p>
+        </w:tc>
+        <w:tc>
+          <w:tcPr>
+            <w:tcW w:w="2268" w:type="dxa"/>
+            <w:tcBorders>
+              <w:top w:val="single" w:sz="1" w:space="0" w:color="CCCCCC"/>
+              <w:left w:val="single" w:sz="1" w:space="0" w:color="CCCCCC"/>
+              <w:bottom w:val="single" w:sz="1" w:space="0" w:color="CCCCCC"/>
+              <w:right w:val="single" w:sz="1" w:space="0" w:color="CCCCCC"/>
+            </w:tcBorders>
+            <w:tcMar>
+              <w:top w:w="80" w:type="dxa"/>
+              <w:left w:w="120" w:type="dxa"/>
+              <w:bottom w:w="80" w:type="dxa"/>
+              <w:right w:w="120" w:type="dxa"/>
+            </w:tcMar>
+          </w:tcPr>
+          <w:p>
+            <w:r>
+              <w:t>△</w:t>
+            </w:r>
+          </w:p>
+        </w:tc>
+        <w:tc>
+          <w:tcPr>
+            <w:tcW w:w="2446" w:type="dxa"/>
+            <w:tcBorders>
+              <w:top w:val="single" w:sz="1" w:space="0" w:color="CCCCCC"/>
+              <w:left w:val="single" w:sz="1" w:space="0" w:color="CCCCCC"/>
+              <w:bottom w:val="single" w:sz="1" w:space="0" w:color="CCCCCC"/>
+              <w:right w:val="single" w:sz="1" w:space="0" w:color="CCCCCC"/>
+            </w:tcBorders>
+          </w:tcPr>
+          <w:p>
+            <w:r>
+              <w:rPr>
+                <w:rFonts w:hint="eastAsia"/>
+              </w:rPr>
+              <w:t>×</w:t>
+            </w:r>
+          </w:p>
+        </w:tc>
+      </w:tr>
+      <w:tr>
+        <w:tc>
+          <w:tcPr>
+            <w:tcW w:w="1700" w:type="dxa"/>
+            <w:tcBorders>
+              <w:top w:val="single" w:sz="1" w:space="0" w:color="CCCCCC"/>
+              <w:left w:val="single" w:sz="1" w:space="0" w:color="CCCCCC"/>
+              <w:bottom w:val="single" w:sz="1" w:space="0" w:color="CCCCCC"/>
+              <w:right w:val="single" w:sz="1" w:space="0" w:color="CCCCCC"/>
+            </w:tcBorders>
+            <w:shd w:val="clear" w:color="auto" w:fill="F0F0F0"/>
+            <w:tcMar>
+              <w:top w:w="80" w:type="dxa"/>
+              <w:left w:w="120" w:type="dxa"/>
+              <w:bottom w:w="80" w:type="dxa"/>
+              <w:right w:w="120" w:type="dxa"/>
+            </w:tcMar>
+          </w:tcPr>
+          <w:p>
+            <w:r>
+              <w:rPr>
+                <w:b/>
+                <w:bCs/>
+              </w:rPr>
+              <w:t>使いやすさ</w:t>
+            </w:r>
+          </w:p>
+        </w:tc>
+        <w:tc>
+          <w:tcPr>
+            <w:tcW w:w="1985" w:type="dxa"/>
+            <w:tcBorders>
+              <w:top w:val="single" w:sz="1" w:space="0" w:color="CCCCCC"/>
+              <w:left w:val="single" w:sz="1" w:space="0" w:color="CCCCCC"/>
+              <w:bottom w:val="single" w:sz="1" w:space="0" w:color="CCCCCC"/>
+              <w:right w:val="single" w:sz="1" w:space="0" w:color="CCCCCC"/>
+            </w:tcBorders>
+            <w:tcMar>
+              <w:top w:w="80" w:type="dxa"/>
+              <w:left w:w="120" w:type="dxa"/>
+              <w:bottom w:w="80" w:type="dxa"/>
+              <w:right w:w="120" w:type="dxa"/>
+            </w:tcMar>
+          </w:tcPr>
+          <w:p>
+            <w:r>
+              <w:t>◎</w:t>
+            </w:r>
+          </w:p>
+        </w:tc>
+        <w:tc>
+          <w:tcPr>
+            <w:tcW w:w="1984" w:type="dxa"/>
+            <w:tcBorders>
+              <w:top w:val="single" w:sz="1" w:space="0" w:color="CCCCCC"/>
+              <w:left w:val="single" w:sz="1" w:space="0" w:color="CCCCCC"/>
+              <w:bottom w:val="single" w:sz="1" w:space="0" w:color="CCCCCC"/>
+              <w:right w:val="single" w:sz="1" w:space="0" w:color="CCCCCC"/>
+            </w:tcBorders>
+            <w:tcMar>
+              <w:top w:w="80" w:type="dxa"/>
+              <w:left w:w="120" w:type="dxa"/>
+              <w:bottom w:w="80" w:type="dxa"/>
+              <w:right w:w="120" w:type="dxa"/>
+            </w:tcMar>
+          </w:tcPr>
+          <w:p>
+            <w:r>
+              <w:t>◎</w:t>
+            </w:r>
+          </w:p>
+        </w:tc>
+        <w:tc>
+          <w:tcPr>
+            <w:tcW w:w="2268" w:type="dxa"/>
+            <w:tcBorders>
+              <w:top w:val="single" w:sz="1" w:space="0" w:color="CCCCCC"/>
+              <w:left w:val="single" w:sz="1" w:space="0" w:color="CCCCCC"/>
+              <w:bottom w:val="single" w:sz="1" w:space="0" w:color="CCCCCC"/>
+              <w:right w:val="single" w:sz="1" w:space="0" w:color="CCCCCC"/>
+            </w:tcBorders>
+            <w:tcMar>
+              <w:top w:w="80" w:type="dxa"/>
+              <w:left w:w="120" w:type="dxa"/>
+              <w:bottom w:w="80" w:type="dxa"/>
+              <w:right w:w="120" w:type="dxa"/>
+            </w:tcMar>
+          </w:tcPr>
+          <w:p>
+            <w:r>
+              <w:t>×</w:t>
+            </w:r>
+          </w:p>
+        </w:tc>
+        <w:tc>
+          <w:tcPr>
+            <w:tcW w:w="2446" w:type="dxa"/>
+            <w:tcBorders>
+              <w:top w:val="single" w:sz="1" w:space="0" w:color="CCCCCC"/>
+              <w:left w:val="single" w:sz="1" w:space="0" w:color="CCCCCC"/>
+              <w:bottom w:val="single" w:sz="1" w:space="0" w:color="CCCCCC"/>
+              <w:right w:val="single" w:sz="1" w:space="0" w:color="CCCCCC"/>
+            </w:tcBorders>
+          </w:tcPr>
+          <w:p>
+            <w:r>
+              <w:rPr>
+                <w:rFonts w:hint="eastAsia"/>
+              </w:rPr>
+              <w:t>△</w:t>
+            </w:r>
+          </w:p>
+        </w:tc>
+      </w:tr>
+      <w:tr>
+        <w:tc>
+          <w:tcPr>
+            <w:tcW w:w="1700" w:type="dxa"/>
+            <w:tcBorders>
+              <w:top w:val="single" w:sz="1" w:space="0" w:color="CCCCCC"/>
+              <w:left w:val="single" w:sz="1" w:space="0" w:color="CCCCCC"/>
+              <w:bottom w:val="single" w:sz="1" w:space="0" w:color="CCCCCC"/>
+              <w:right w:val="single" w:sz="1" w:space="0" w:color="CCCCCC"/>
+            </w:tcBorders>
+            <w:shd w:val="clear" w:color="auto" w:fill="F0F0F0"/>
+            <w:tcMar>
+              <w:top w:w="80" w:type="dxa"/>
+              <w:left w:w="120" w:type="dxa"/>
+              <w:bottom w:w="80" w:type="dxa"/>
+              <w:right w:w="120" w:type="dxa"/>
+            </w:tcMar>
+          </w:tcPr>
+          <w:p>
+            <w:r>
+              <w:rPr>
+                <w:b/>
+                <w:bCs/>
+              </w:rPr>
+              <w:t>手数料</w:t>
+            </w:r>
+          </w:p>
+        </w:tc>
+        <w:tc>
+          <w:tcPr>
+            <w:tcW w:w="1985" w:type="dxa"/>
+            <w:tcBorders>
+              <w:top w:val="single" w:sz="1" w:space="0" w:color="CCCCCC"/>
+              <w:left w:val="single" w:sz="1" w:space="0" w:color="CCCCCC"/>
+              <w:bottom w:val="single" w:sz="1" w:space="0" w:color="CCCCCC"/>
+              <w:right w:val="single" w:sz="1" w:space="0" w:color="CCCCCC"/>
+            </w:tcBorders>
+            <w:tcMar>
+              <w:top w:w="80" w:type="dxa"/>
+              <w:left w:w="120" w:type="dxa"/>
+              <w:bottom w:w="80" w:type="dxa"/>
+              <w:right w:w="120" w:type="dxa"/>
+            </w:tcMar>
+          </w:tcPr>
+          <w:p>
+            <w:r>
+              <w:t>◎（将来</w:t>
+            </w:r>
+            <w:r>
+              <w:rPr>
+                <w:rFonts w:hint="eastAsia"/>
+              </w:rPr>
+              <w:t>7</w:t>
+            </w:r>
+            <w:r>
+              <w:t>%）</w:t>
+            </w:r>
+          </w:p>
+        </w:tc>
+        <w:tc>
+          <w:tcPr>
+            <w:tcW w:w="1984" w:type="dxa"/>
+            <w:tcBorders>
+              <w:top w:val="single" w:sz="1" w:space="0" w:color="CCCCCC"/>
+              <w:left w:val="single" w:sz="1" w:space="0" w:color="CCCCCC"/>
+              <w:bottom w:val="single" w:sz="1" w:space="0" w:color="CCCCCC"/>
+              <w:right w:val="single" w:sz="1" w:space="0" w:color="CCCCCC"/>
+            </w:tcBorders>
+            <w:tcMar>
+              <w:top w:w="80" w:type="dxa"/>
+              <w:left w:w="120" w:type="dxa"/>
+              <w:bottom w:w="80" w:type="dxa"/>
+              <w:right w:w="120" w:type="dxa"/>
+            </w:tcMar>
+          </w:tcPr>
+          <w:p>
+            <w:r>
+              <w:t>△（10%）</w:t>
+            </w:r>
+          </w:p>
+        </w:tc>
+        <w:tc>
+          <w:tcPr>
+            <w:tcW w:w="2268" w:type="dxa"/>
+            <w:tcBorders>
+              <w:top w:val="single" w:sz="1" w:space="0" w:color="CCCCCC"/>
+              <w:left w:val="single" w:sz="1" w:space="0" w:color="CCCCCC"/>
+              <w:bottom w:val="single" w:sz="1" w:space="0" w:color="CCCCCC"/>
+              <w:right w:val="single" w:sz="1" w:space="0" w:color="CCCCCC"/>
+            </w:tcBorders>
+            <w:tcMar>
+              <w:top w:w="80" w:type="dxa"/>
+              <w:left w:w="120" w:type="dxa"/>
+              <w:bottom w:w="80" w:type="dxa"/>
+              <w:right w:w="120" w:type="dxa"/>
+            </w:tcMar>
+          </w:tcPr>
+          <w:p>
+            <w:r>
+              <w:t>◎（無料）</w:t>
+            </w:r>
+          </w:p>
+        </w:tc>
+        <w:tc>
+          <w:tcPr>
+            <w:tcW w:w="2446" w:type="dxa"/>
+            <w:tcBorders>
+              <w:top w:val="single" w:sz="1" w:space="0" w:color="CCCCCC"/>
+              <w:left w:val="single" w:sz="1" w:space="0" w:color="CCCCCC"/>
+              <w:bottom w:val="single" w:sz="1" w:space="0" w:color="CCCCCC"/>
+              <w:right w:val="single" w:sz="1" w:space="0" w:color="CCCCCC"/>
+            </w:tcBorders>
+          </w:tcPr>
+          <w:p>
+            <w:r>
+              <w:t>◎</w:t>
+            </w:r>
+          </w:p>
+        </w:tc>
+      </w:tr>
+    </w:tbl>
+    <w:p>
+      <w:r>
+        <w:br w:type="page"/>
+      </w:r>
+    </w:p>
+    <w:p>
+      <w:pPr>
+        <w:pStyle w:val="1"/>
+      </w:pPr>
+      <w:r>
+        <w:lastRenderedPageBreak/>
+        <w:t>4. サービス内容</w:t>
+      </w:r>
+    </w:p>
+    <w:p>
+      <w:pPr>
+        <w:pStyle w:val="2"/>
+      </w:pPr>
+      <w:r>
+        <w:t>4.1 主要機能</w:t>
+      </w:r>
+    </w:p>
+    <w:p>
+      <w:pPr>
+        <w:pStyle w:val="3"/>
+      </w:pPr>
+      <w:r>
+        <w:t>① ユーザー認証</w:t>
+      </w:r>
+    </w:p>
+    <w:p>
+      <w:pPr>
+        <w:spacing w:after="180"/>
+      </w:pPr>
+      <w:r>
+        <w:t>大学のメールアドレス（.ac.jp / .edu）による認証で、学生のみが利用可能。Firebase Authenticationによる安全なメール認証を実装。</w:t>
+      </w:r>
+      <w:r>
+        <w:rPr>
+          <w:rFonts w:hint="eastAsia"/>
+        </w:rPr>
+        <w:t>販売や購入をする際は学生証の登録</w:t>
+      </w:r>
+    </w:p>
+    <w:p>
+      <w:pPr>
+        <w:pStyle w:val="3"/>
+      </w:pPr>
+      <w:r>
+        <w:t>② 商品出品・検索</w:t>
+      </w:r>
+    </w:p>
+    <w:p>
+      <w:pPr>
+        <w:spacing w:after="120"/>
+      </w:pPr>
+      <w:r>
+        <w:t>• カテゴリ別検索（教科書、家電、家具、</w:t>
+      </w:r>
+      <w:r>
+        <w:rPr>
+          <w:rFonts w:hint="eastAsia"/>
+        </w:rPr>
+        <w:t>衣服、</w:t>
+      </w:r>
+      <w:r>
+        <w:t>その他）</w:t>
+      </w:r>
+    </w:p>
+    <w:p>
+      <w:pPr>
+        <w:spacing w:after="120"/>
+      </w:pPr>
+      <w:r>
+        <w:t>• 写真アップロード機能</w:t>
+      </w:r>
+    </w:p>
+    <w:p>
+      <w:pPr>
+        <w:spacing w:after="120"/>
+      </w:pPr>
+      <w:r>
+        <w:t>• 受け渡し場所・方法の指定</w:t>
+      </w:r>
+    </w:p>
+    <w:p>
+      <w:pPr>
+        <w:spacing w:after="240"/>
+      </w:pPr>
+      <w:r>
+        <w:t>• 価格帯フィルタ、並び替え機能</w:t>
+      </w:r>
+    </w:p>
+    <w:p>
+      <w:pPr>
+        <w:pStyle w:val="3"/>
+      </w:pPr>
+      <w:r>
+        <w:t>③ メッセージ機能</w:t>
+      </w:r>
+    </w:p>
+    <w:p>
+      <w:pPr>
+        <w:spacing w:after="240"/>
+      </w:pPr>
+      <w:r>
+        <w:t>商品ごとのチャット機能で、出品者と購入希望者が直接やり取り可能。受け渡し日時・場所の調整をスムーズに。</w:t>
+      </w:r>
+    </w:p>
+    <w:p>
+      <w:pPr>
+        <w:pStyle w:val="3"/>
+      </w:pPr>
+      <w:r>
+        <w:t>④ 取引管理</w:t>
+      </w:r>
+    </w:p>
+    <w:p>
+      <w:pPr>
+        <w:spacing w:after="240"/>
+        <w:rPr>
+          <w:rFonts w:hint="eastAsia"/>
+        </w:rPr>
+      </w:pPr>
+      <w:r>
+        <w:t>購入・出品履歴、取引ステータス管理、評価システムで信頼性を確保。</w:t>
+      </w:r>
+      <w:r>
+        <w:br/>
+      </w:r>
+      <w:r>
+        <w:rPr>
+          <w:rFonts w:hint="eastAsia"/>
+        </w:rPr>
+        <w:t>商品受け取り後は</w:t>
+      </w:r>
+      <w:r>
+        <w:rPr>
+          <w:rFonts w:hint="eastAsia"/>
+        </w:rPr>
+        <w:t>互いにPINコードを認証して取引終了。</w:t>
+      </w:r>
+    </w:p>
+    <w:p>
+      <w:pPr>
+        <w:pStyle w:val="3"/>
+      </w:pPr>
+      <w:r>
+        <w:t>⑤ 管理者機能</w:t>
+      </w:r>
+    </w:p>
+    <w:p>
+      <w:pPr>
+        <w:spacing w:after="240"/>
+      </w:pPr>
+      <w:r>
+        <w:t>ユーザー管理、</w:t>
+      </w:r>
+      <w:r>
+        <w:rPr>
+          <w:rFonts w:hint="eastAsia"/>
+        </w:rPr>
+        <w:t>Ban機能、</w:t>
+      </w:r>
+      <w:r>
+        <w:t>商品管理、通報処理、統計ダッシュボード。Firestore連携でリアルタイムデータ管理。</w:t>
+      </w:r>
+    </w:p>
+    <w:p>
+      <w:r>
+        <w:br w:type="page"/>
+      </w:r>
+    </w:p>
+    <w:p>
+      <w:pPr>
+        <w:pStyle w:val="1"/>
+      </w:pPr>
+      <w:r>
+        <w:lastRenderedPageBreak/>
+        <w:t>5. ビジネスモデル・収益計画</w:t>
+      </w:r>
+    </w:p>
+    <w:p>
+      <w:pPr>
+        <w:pStyle w:val="2"/>
+      </w:pPr>
+      <w:r>
+        <w:t>5.1 収益モデル</w:t>
+      </w:r>
+    </w:p>
+    <w:p>
+      <w:pPr>
+        <w:pStyle w:val="3"/>
+      </w:pPr>
+      <w:r>
+        <w:t>初期フェーズ（現在）</w:t>
+      </w:r>
+    </w:p>
+    <w:p>
+      <w:pPr>
+        <w:spacing w:after="240"/>
+      </w:pPr>
+      <w:r>
+        <w:t>手数料無料で運営し、ユーザー獲得を最優先。サービスの認知度向上とユーザーベース構築に注力。</w:t>
+      </w:r>
+    </w:p>
+    <w:p>
+      <w:pPr>
+        <w:pStyle w:val="3"/>
+      </w:pPr>
+      <w:r>
+        <w:t>成長フェーズ（6ヶ月後～）</w:t>
+      </w:r>
+    </w:p>
+    <w:p>
+      <w:pPr>
+        <w:spacing w:after="120"/>
+      </w:pPr>
+      <w:r>
+        <w:t>1. 取引手数料：</w:t>
+      </w:r>
+      <w:r>
+        <w:rPr>
+          <w:rFonts w:hint="eastAsia"/>
+        </w:rPr>
+        <w:t>7</w:t>
+      </w:r>
+      <w:r>
+        <w:t>%（出品者負担）</w:t>
+      </w:r>
+    </w:p>
+    <w:p>
+      <w:pPr>
+        <w:spacing w:after="120"/>
+      </w:pPr>
+      <w:r>
+        <w:t>2. 広告収入：企業の学生向けプロモーション枠</w:t>
+      </w:r>
+    </w:p>
+    <w:p>
+      <w:pPr>
+        <w:spacing w:after="120"/>
+      </w:pPr>
+      <w:r>
         <w:t xml:space="preserve">3. </w:t>
       </w:r>
       <w:r>
-        <w:t>市場分析</w:t>
+        <w:rPr>
+          <w:rFonts w:hint="eastAsia"/>
+        </w:rPr>
+        <w:t>サークル情報</w:t>
+      </w:r>
+      <w:r>
+        <w:rPr>
+          <w:rFonts w:hint="eastAsia"/>
+        </w:rPr>
+        <w:t>掲載欄</w:t>
+      </w:r>
+      <w:r>
+        <w:t>：</w:t>
+      </w:r>
+      <w:r>
+        <w:rPr>
+          <w:rFonts w:hint="eastAsia"/>
+        </w:rPr>
+        <w:t>新入生受けに宣伝</w:t>
+      </w:r>
+      <w:r>
+        <w:t>（月額500円</w:t>
+      </w:r>
+      <w:r>
+        <w:rPr>
+          <w:rFonts w:hint="eastAsia"/>
+        </w:rPr>
+        <w:t>～</w:t>
+      </w:r>
+      <w:r>
+        <w:t>）</w:t>
+      </w:r>
+    </w:p>
+    <w:p>
+      <w:pPr>
+        <w:spacing w:after="240"/>
+      </w:pPr>
+      <w:r>
+        <w:t>4. 大学向けライセンス：大学公認サービスとして提供</w:t>
       </w:r>
     </w:p>
     <w:p>
@@ -576,157 +1432,7 @@
         <w:pStyle w:val="2"/>
       </w:pPr>
       <w:r>
-        <w:t xml:space="preserve">3.1 </w:t>
-      </w:r>
-      <w:r>
-        <w:t>市場規模</w:t>
-      </w:r>
-    </w:p>
-    <w:p>
-      <w:pPr>
-        <w:spacing w:after="120"/>
-      </w:pPr>
-      <w:r>
-        <w:t xml:space="preserve">• </w:t>
-      </w:r>
-      <w:r>
-        <w:t>日本の大学生数：約</w:t>
-      </w:r>
-      <w:r>
-        <w:t>290</w:t>
-      </w:r>
-      <w:r>
-        <w:t>万人（</w:t>
-      </w:r>
-      <w:r>
-        <w:t>2024</w:t>
-      </w:r>
-      <w:r>
-        <w:t>年）</w:t>
-      </w:r>
-    </w:p>
-    <w:p>
-      <w:pPr>
-        <w:spacing w:after="120"/>
-      </w:pPr>
-      <w:r>
-        <w:t xml:space="preserve">• </w:t>
-      </w:r>
-      <w:r>
-        <w:t>フリマアプリ市場規模：約</w:t>
-      </w:r>
-      <w:r>
-        <w:t>2.8</w:t>
-      </w:r>
-      <w:r>
-        <w:t>兆円（</w:t>
-      </w:r>
-      <w:r>
-        <w:t>2023</w:t>
-      </w:r>
-      <w:r>
-        <w:t>年）</w:t>
-      </w:r>
-    </w:p>
-    <w:p>
-      <w:pPr>
-        <w:spacing w:after="240"/>
-      </w:pPr>
-      <w:r>
-        <w:t xml:space="preserve">• </w:t>
-      </w:r>
-      <w:r>
-        <w:t>学生の約</w:t>
-      </w:r>
-      <w:r>
-        <w:t>70%</w:t>
-      </w:r>
-      <w:r>
-        <w:t>が教科書を中古で購入経験あり（独自調査）</w:t>
-      </w:r>
-    </w:p>
-    <w:p>
-      <w:pPr>
-        <w:pStyle w:val="2"/>
-      </w:pPr>
-      <w:r>
-        <w:t xml:space="preserve">3.2 </w:t>
-      </w:r>
-      <w:r>
-        <w:t>ターゲット市場</w:t>
-      </w:r>
-    </w:p>
-    <w:p>
-      <w:pPr>
-        <w:spacing w:after="240"/>
-      </w:pPr>
-      <w:r>
-        <w:t>初期ターゲット：兵庫県立大学（学生数約</w:t>
-      </w:r>
-      <w:r>
-        <w:t>5,500</w:t>
-      </w:r>
-      <w:r>
-        <w:t>人）</w:t>
-      </w:r>
-      <w:r>
-        <w:t xml:space="preserve"> </w:t>
-      </w:r>
-      <w:r>
-        <w:t>第</w:t>
-      </w:r>
-      <w:r>
-        <w:t>1</w:t>
-      </w:r>
-      <w:r>
-        <w:t>フェーズ：関西圏の国公立大学（</w:t>
-      </w:r>
-      <w:r>
-        <w:t>10</w:t>
-      </w:r>
-      <w:r>
-        <w:t>校、約</w:t>
-      </w:r>
-      <w:r>
-        <w:t>10</w:t>
-      </w:r>
-      <w:r>
-        <w:t>万人）</w:t>
-      </w:r>
-      <w:r>
-        <w:t xml:space="preserve"> </w:t>
-      </w:r>
-      <w:r>
-        <w:t>第</w:t>
-      </w:r>
-      <w:r>
-        <w:t>2</w:t>
-      </w:r>
-      <w:r>
-        <w:t>フェーズ：全国の主要大学（</w:t>
-      </w:r>
-      <w:r>
-        <w:t>50</w:t>
-      </w:r>
-      <w:r>
-        <w:t>校、約</w:t>
-      </w:r>
-      <w:r>
-        <w:t>50</w:t>
-      </w:r>
-      <w:r>
-        <w:t>万人）</w:t>
-      </w:r>
-    </w:p>
-    <w:p>
-      <w:pPr>
-        <w:pStyle w:val="2"/>
-      </w:pPr>
-      <w:r>
-        <w:t xml:space="preserve">3.3 </w:t>
-      </w:r>
-      <w:r>
-        <w:t>競合分析</w:t>
+        <w:t>5.2 収益予測（3年計画）</w:t>
       </w:r>
     </w:p>
     <w:tbl>
@@ -753,12 +1459,6 @@
         <w:gridCol w:w="2340"/>
       </w:tblGrid>
       <w:tr>
-        <w:tblPrEx>
-          <w:tblCellMar>
-            <w:top w:w="0" w:type="dxa"/>
-            <w:bottom w:w="0" w:type="dxa"/>
-          </w:tblCellMar>
-        </w:tblPrEx>
         <w:tc>
           <w:tcPr>
             <w:tcW w:w="2340" w:type="dxa"/>
@@ -776,36 +1476,15 @@
               <w:right w:w="120" w:type="dxa"/>
             </w:tcMar>
           </w:tcPr>
-          <w:p/>
-        </w:tc>
-        <w:tc>
-          <w:tcPr>
-            <w:tcW w:w="2340" w:type="dxa"/>
-            <w:tcBorders>
-              <w:top w:val="single" w:sz="1" w:space="0" w:color="CCCCCC"/>
-              <w:left w:val="single" w:sz="1" w:space="0" w:color="CCCCCC"/>
-              <w:bottom w:val="single" w:sz="1" w:space="0" w:color="CCCCCC"/>
-              <w:right w:val="single" w:sz="1" w:space="0" w:color="CCCCCC"/>
-            </w:tcBorders>
-            <w:shd w:val="clear" w:color="auto" w:fill="2E75B6"/>
-            <w:tcMar>
-              <w:top w:w="80" w:type="dxa"/>
-              <w:left w:w="120" w:type="dxa"/>
-              <w:bottom w:w="80" w:type="dxa"/>
-              <w:right w:w="120" w:type="dxa"/>
-            </w:tcMar>
-          </w:tcPr>
-          <w:p>
-            <w:proofErr w:type="spellStart"/>
+          <w:p>
             <w:r>
               <w:rPr>
                 <w:b/>
                 <w:bCs/>
                 <w:color w:val="FFFFFF"/>
               </w:rPr>
-              <w:t>CampusMarket</w:t>
-            </w:r>
-            <w:proofErr w:type="spellEnd"/>
+              <w:t>項目</w:t>
+            </w:r>
           </w:p>
         </w:tc>
         <w:tc>
@@ -832,7 +1511,7 @@
                 <w:bCs/>
                 <w:color w:val="FFFFFF"/>
               </w:rPr>
-              <w:t>メルカリ</w:t>
+              <w:t>1年目</w:t>
             </w:r>
           </w:p>
         </w:tc>
@@ -860,788 +1539,10 @@
                 <w:bCs/>
                 <w:color w:val="FFFFFF"/>
               </w:rPr>
-              <w:t>学内掲示板</w:t>
-            </w:r>
-          </w:p>
-        </w:tc>
-      </w:tr>
-      <w:tr>
-        <w:tblPrEx>
-          <w:tblCellMar>
-            <w:top w:w="0" w:type="dxa"/>
-            <w:bottom w:w="0" w:type="dxa"/>
-          </w:tblCellMar>
-        </w:tblPrEx>
-        <w:tc>
-          <w:tcPr>
-            <w:tcW w:w="2340" w:type="dxa"/>
-            <w:tcBorders>
-              <w:top w:val="single" w:sz="1" w:space="0" w:color="CCCCCC"/>
-              <w:left w:val="single" w:sz="1" w:space="0" w:color="CCCCCC"/>
-              <w:bottom w:val="single" w:sz="1" w:space="0" w:color="CCCCCC"/>
-              <w:right w:val="single" w:sz="1" w:space="0" w:color="CCCCCC"/>
-            </w:tcBorders>
-            <w:shd w:val="clear" w:color="auto" w:fill="F0F0F0"/>
-            <w:tcMar>
-              <w:top w:w="80" w:type="dxa"/>
-              <w:left w:w="120" w:type="dxa"/>
-              <w:bottom w:w="80" w:type="dxa"/>
-              <w:right w:w="120" w:type="dxa"/>
-            </w:tcMar>
-          </w:tcPr>
-          <w:p>
-            <w:r>
-              <w:rPr>
-                <w:b/>
-                <w:bCs/>
-              </w:rPr>
-              <w:t>手渡し</w:t>
-            </w:r>
-          </w:p>
-        </w:tc>
-        <w:tc>
-          <w:tcPr>
-            <w:tcW w:w="2340" w:type="dxa"/>
-            <w:tcBorders>
-              <w:top w:val="single" w:sz="1" w:space="0" w:color="CCCCCC"/>
-              <w:left w:val="single" w:sz="1" w:space="0" w:color="CCCCCC"/>
-              <w:bottom w:val="single" w:sz="1" w:space="0" w:color="CCCCCC"/>
-              <w:right w:val="single" w:sz="1" w:space="0" w:color="CCCCCC"/>
-            </w:tcBorders>
-            <w:tcMar>
-              <w:top w:w="80" w:type="dxa"/>
-              <w:left w:w="120" w:type="dxa"/>
-              <w:bottom w:w="80" w:type="dxa"/>
-              <w:right w:w="120" w:type="dxa"/>
-            </w:tcMar>
-          </w:tcPr>
-          <w:p>
-            <w:r>
-              <w:t>◎</w:t>
-            </w:r>
-          </w:p>
-        </w:tc>
-        <w:tc>
-          <w:tcPr>
-            <w:tcW w:w="2340" w:type="dxa"/>
-            <w:tcBorders>
-              <w:top w:val="single" w:sz="1" w:space="0" w:color="CCCCCC"/>
-              <w:left w:val="single" w:sz="1" w:space="0" w:color="CCCCCC"/>
-              <w:bottom w:val="single" w:sz="1" w:space="0" w:color="CCCCCC"/>
-              <w:right w:val="single" w:sz="1" w:space="0" w:color="CCCCCC"/>
-            </w:tcBorders>
-            <w:tcMar>
-              <w:top w:w="80" w:type="dxa"/>
-              <w:left w:w="120" w:type="dxa"/>
-              <w:bottom w:w="80" w:type="dxa"/>
-              <w:right w:w="120" w:type="dxa"/>
-            </w:tcMar>
-          </w:tcPr>
-          <w:p>
-            <w:r>
-              <w:t>△</w:t>
-            </w:r>
-          </w:p>
-        </w:tc>
-        <w:tc>
-          <w:tcPr>
-            <w:tcW w:w="2340" w:type="dxa"/>
-            <w:tcBorders>
-              <w:top w:val="single" w:sz="1" w:space="0" w:color="CCCCCC"/>
-              <w:left w:val="single" w:sz="1" w:space="0" w:color="CCCCCC"/>
-              <w:bottom w:val="single" w:sz="1" w:space="0" w:color="CCCCCC"/>
-              <w:right w:val="single" w:sz="1" w:space="0" w:color="CCCCCC"/>
-            </w:tcBorders>
-            <w:tcMar>
-              <w:top w:w="80" w:type="dxa"/>
-              <w:left w:w="120" w:type="dxa"/>
-              <w:bottom w:w="80" w:type="dxa"/>
-              <w:right w:w="120" w:type="dxa"/>
-            </w:tcMar>
-          </w:tcPr>
-          <w:p>
-            <w:r>
-              <w:t>◎</w:t>
-            </w:r>
-          </w:p>
-        </w:tc>
-      </w:tr>
-      <w:tr>
-        <w:tblPrEx>
-          <w:tblCellMar>
-            <w:top w:w="0" w:type="dxa"/>
-            <w:bottom w:w="0" w:type="dxa"/>
-          </w:tblCellMar>
-        </w:tblPrEx>
-        <w:tc>
-          <w:tcPr>
-            <w:tcW w:w="2340" w:type="dxa"/>
-            <w:tcBorders>
-              <w:top w:val="single" w:sz="1" w:space="0" w:color="CCCCCC"/>
-              <w:left w:val="single" w:sz="1" w:space="0" w:color="CCCCCC"/>
-              <w:bottom w:val="single" w:sz="1" w:space="0" w:color="CCCCCC"/>
-              <w:right w:val="single" w:sz="1" w:space="0" w:color="CCCCCC"/>
-            </w:tcBorders>
-            <w:shd w:val="clear" w:color="auto" w:fill="F0F0F0"/>
-            <w:tcMar>
-              <w:top w:w="80" w:type="dxa"/>
-              <w:left w:w="120" w:type="dxa"/>
-              <w:bottom w:w="80" w:type="dxa"/>
-              <w:right w:w="120" w:type="dxa"/>
-            </w:tcMar>
-          </w:tcPr>
-          <w:p>
-            <w:r>
-              <w:rPr>
-                <w:b/>
-                <w:bCs/>
-              </w:rPr>
-              <w:t>安全性</w:t>
-            </w:r>
-          </w:p>
-        </w:tc>
-        <w:tc>
-          <w:tcPr>
-            <w:tcW w:w="2340" w:type="dxa"/>
-            <w:tcBorders>
-              <w:top w:val="single" w:sz="1" w:space="0" w:color="CCCCCC"/>
-              <w:left w:val="single" w:sz="1" w:space="0" w:color="CCCCCC"/>
-              <w:bottom w:val="single" w:sz="1" w:space="0" w:color="CCCCCC"/>
-              <w:right w:val="single" w:sz="1" w:space="0" w:color="CCCCCC"/>
-            </w:tcBorders>
-            <w:tcMar>
-              <w:top w:w="80" w:type="dxa"/>
-              <w:left w:w="120" w:type="dxa"/>
-              <w:bottom w:w="80" w:type="dxa"/>
-              <w:right w:w="120" w:type="dxa"/>
-            </w:tcMar>
-          </w:tcPr>
-          <w:p>
-            <w:r>
-              <w:t>◎</w:t>
-            </w:r>
-          </w:p>
-        </w:tc>
-        <w:tc>
-          <w:tcPr>
-            <w:tcW w:w="2340" w:type="dxa"/>
-            <w:tcBorders>
-              <w:top w:val="single" w:sz="1" w:space="0" w:color="CCCCCC"/>
-              <w:left w:val="single" w:sz="1" w:space="0" w:color="CCCCCC"/>
-              <w:bottom w:val="single" w:sz="1" w:space="0" w:color="CCCCCC"/>
-              <w:right w:val="single" w:sz="1" w:space="0" w:color="CCCCCC"/>
-            </w:tcBorders>
-            <w:tcMar>
-              <w:top w:w="80" w:type="dxa"/>
-              <w:left w:w="120" w:type="dxa"/>
-              <w:bottom w:w="80" w:type="dxa"/>
-              <w:right w:w="120" w:type="dxa"/>
-            </w:tcMar>
-          </w:tcPr>
-          <w:p>
-            <w:r>
-              <w:t>○</w:t>
-            </w:r>
-          </w:p>
-        </w:tc>
-        <w:tc>
-          <w:tcPr>
-            <w:tcW w:w="2340" w:type="dxa"/>
-            <w:tcBorders>
-              <w:top w:val="single" w:sz="1" w:space="0" w:color="CCCCCC"/>
-              <w:left w:val="single" w:sz="1" w:space="0" w:color="CCCCCC"/>
-              <w:bottom w:val="single" w:sz="1" w:space="0" w:color="CCCCCC"/>
-              <w:right w:val="single" w:sz="1" w:space="0" w:color="CCCCCC"/>
-            </w:tcBorders>
-            <w:tcMar>
-              <w:top w:w="80" w:type="dxa"/>
-              <w:left w:w="120" w:type="dxa"/>
-              <w:bottom w:w="80" w:type="dxa"/>
-              <w:right w:w="120" w:type="dxa"/>
-            </w:tcMar>
-          </w:tcPr>
-          <w:p>
-            <w:r>
-              <w:t>△</w:t>
-            </w:r>
-          </w:p>
-        </w:tc>
-      </w:tr>
-      <w:tr>
-        <w:tblPrEx>
-          <w:tblCellMar>
-            <w:top w:w="0" w:type="dxa"/>
-            <w:bottom w:w="0" w:type="dxa"/>
-          </w:tblCellMar>
-        </w:tblPrEx>
-        <w:tc>
-          <w:tcPr>
-            <w:tcW w:w="2340" w:type="dxa"/>
-            <w:tcBorders>
-              <w:top w:val="single" w:sz="1" w:space="0" w:color="CCCCCC"/>
-              <w:left w:val="single" w:sz="1" w:space="0" w:color="CCCCCC"/>
-              <w:bottom w:val="single" w:sz="1" w:space="0" w:color="CCCCCC"/>
-              <w:right w:val="single" w:sz="1" w:space="0" w:color="CCCCCC"/>
-            </w:tcBorders>
-            <w:shd w:val="clear" w:color="auto" w:fill="F0F0F0"/>
-            <w:tcMar>
-              <w:top w:w="80" w:type="dxa"/>
-              <w:left w:w="120" w:type="dxa"/>
-              <w:bottom w:w="80" w:type="dxa"/>
-              <w:right w:w="120" w:type="dxa"/>
-            </w:tcMar>
-          </w:tcPr>
-          <w:p>
-            <w:r>
-              <w:rPr>
-                <w:b/>
-                <w:bCs/>
-              </w:rPr>
-              <w:t>使いやすさ</w:t>
-            </w:r>
-          </w:p>
-        </w:tc>
-        <w:tc>
-          <w:tcPr>
-            <w:tcW w:w="2340" w:type="dxa"/>
-            <w:tcBorders>
-              <w:top w:val="single" w:sz="1" w:space="0" w:color="CCCCCC"/>
-              <w:left w:val="single" w:sz="1" w:space="0" w:color="CCCCCC"/>
-              <w:bottom w:val="single" w:sz="1" w:space="0" w:color="CCCCCC"/>
-              <w:right w:val="single" w:sz="1" w:space="0" w:color="CCCCCC"/>
-            </w:tcBorders>
-            <w:tcMar>
-              <w:top w:w="80" w:type="dxa"/>
-              <w:left w:w="120" w:type="dxa"/>
-              <w:bottom w:w="80" w:type="dxa"/>
-              <w:right w:w="120" w:type="dxa"/>
-            </w:tcMar>
-          </w:tcPr>
-          <w:p>
-            <w:r>
-              <w:t>◎</w:t>
-            </w:r>
-          </w:p>
-        </w:tc>
-        <w:tc>
-          <w:tcPr>
-            <w:tcW w:w="2340" w:type="dxa"/>
-            <w:tcBorders>
-              <w:top w:val="single" w:sz="1" w:space="0" w:color="CCCCCC"/>
-              <w:left w:val="single" w:sz="1" w:space="0" w:color="CCCCCC"/>
-              <w:bottom w:val="single" w:sz="1" w:space="0" w:color="CCCCCC"/>
-              <w:right w:val="single" w:sz="1" w:space="0" w:color="CCCCCC"/>
-            </w:tcBorders>
-            <w:tcMar>
-              <w:top w:w="80" w:type="dxa"/>
-              <w:left w:w="120" w:type="dxa"/>
-              <w:bottom w:w="80" w:type="dxa"/>
-              <w:right w:w="120" w:type="dxa"/>
-            </w:tcMar>
-          </w:tcPr>
-          <w:p>
-            <w:r>
-              <w:t>◎</w:t>
-            </w:r>
-          </w:p>
-        </w:tc>
-        <w:tc>
-          <w:tcPr>
-            <w:tcW w:w="2340" w:type="dxa"/>
-            <w:tcBorders>
-              <w:top w:val="single" w:sz="1" w:space="0" w:color="CCCCCC"/>
-              <w:left w:val="single" w:sz="1" w:space="0" w:color="CCCCCC"/>
-              <w:bottom w:val="single" w:sz="1" w:space="0" w:color="CCCCCC"/>
-              <w:right w:val="single" w:sz="1" w:space="0" w:color="CCCCCC"/>
-            </w:tcBorders>
-            <w:tcMar>
-              <w:top w:w="80" w:type="dxa"/>
-              <w:left w:w="120" w:type="dxa"/>
-              <w:bottom w:w="80" w:type="dxa"/>
-              <w:right w:w="120" w:type="dxa"/>
-            </w:tcMar>
-          </w:tcPr>
-          <w:p>
-            <w:r>
-              <w:t>×</w:t>
-            </w:r>
-          </w:p>
-        </w:tc>
-      </w:tr>
-      <w:tr>
-        <w:tblPrEx>
-          <w:tblCellMar>
-            <w:top w:w="0" w:type="dxa"/>
-            <w:bottom w:w="0" w:type="dxa"/>
-          </w:tblCellMar>
-        </w:tblPrEx>
-        <w:tc>
-          <w:tcPr>
-            <w:tcW w:w="2340" w:type="dxa"/>
-            <w:tcBorders>
-              <w:top w:val="single" w:sz="1" w:space="0" w:color="CCCCCC"/>
-              <w:left w:val="single" w:sz="1" w:space="0" w:color="CCCCCC"/>
-              <w:bottom w:val="single" w:sz="1" w:space="0" w:color="CCCCCC"/>
-              <w:right w:val="single" w:sz="1" w:space="0" w:color="CCCCCC"/>
-            </w:tcBorders>
-            <w:shd w:val="clear" w:color="auto" w:fill="F0F0F0"/>
-            <w:tcMar>
-              <w:top w:w="80" w:type="dxa"/>
-              <w:left w:w="120" w:type="dxa"/>
-              <w:bottom w:w="80" w:type="dxa"/>
-              <w:right w:w="120" w:type="dxa"/>
-            </w:tcMar>
-          </w:tcPr>
-          <w:p>
-            <w:r>
-              <w:rPr>
-                <w:b/>
-                <w:bCs/>
-              </w:rPr>
-              <w:t>手数料</w:t>
-            </w:r>
-          </w:p>
-        </w:tc>
-        <w:tc>
-          <w:tcPr>
-            <w:tcW w:w="2340" w:type="dxa"/>
-            <w:tcBorders>
-              <w:top w:val="single" w:sz="1" w:space="0" w:color="CCCCCC"/>
-              <w:left w:val="single" w:sz="1" w:space="0" w:color="CCCCCC"/>
-              <w:bottom w:val="single" w:sz="1" w:space="0" w:color="CCCCCC"/>
-              <w:right w:val="single" w:sz="1" w:space="0" w:color="CCCCCC"/>
-            </w:tcBorders>
-            <w:tcMar>
-              <w:top w:w="80" w:type="dxa"/>
-              <w:left w:w="120" w:type="dxa"/>
-              <w:bottom w:w="80" w:type="dxa"/>
-              <w:right w:w="120" w:type="dxa"/>
-            </w:tcMar>
-          </w:tcPr>
-          <w:p>
-            <w:r>
-              <w:t>◎</w:t>
-            </w:r>
-            <w:r>
-              <w:t>（将来</w:t>
-            </w:r>
-            <w:r>
-              <w:t>10%</w:t>
-            </w:r>
-            <w:r>
-              <w:t>）</w:t>
-            </w:r>
-          </w:p>
-        </w:tc>
-        <w:tc>
-          <w:tcPr>
-            <w:tcW w:w="2340" w:type="dxa"/>
-            <w:tcBorders>
-              <w:top w:val="single" w:sz="1" w:space="0" w:color="CCCCCC"/>
-              <w:left w:val="single" w:sz="1" w:space="0" w:color="CCCCCC"/>
-              <w:bottom w:val="single" w:sz="1" w:space="0" w:color="CCCCCC"/>
-              <w:right w:val="single" w:sz="1" w:space="0" w:color="CCCCCC"/>
-            </w:tcBorders>
-            <w:tcMar>
-              <w:top w:w="80" w:type="dxa"/>
-              <w:left w:w="120" w:type="dxa"/>
-              <w:bottom w:w="80" w:type="dxa"/>
-              <w:right w:w="120" w:type="dxa"/>
-            </w:tcMar>
-          </w:tcPr>
-          <w:p>
-            <w:r>
-              <w:t>△</w:t>
-            </w:r>
-            <w:r>
-              <w:t>（</w:t>
-            </w:r>
-            <w:r>
-              <w:t>10%</w:t>
-            </w:r>
-            <w:r>
-              <w:t>）</w:t>
-            </w:r>
-          </w:p>
-        </w:tc>
-        <w:tc>
-          <w:tcPr>
-            <w:tcW w:w="2340" w:type="dxa"/>
-            <w:tcBorders>
-              <w:top w:val="single" w:sz="1" w:space="0" w:color="CCCCCC"/>
-              <w:left w:val="single" w:sz="1" w:space="0" w:color="CCCCCC"/>
-              <w:bottom w:val="single" w:sz="1" w:space="0" w:color="CCCCCC"/>
-              <w:right w:val="single" w:sz="1" w:space="0" w:color="CCCCCC"/>
-            </w:tcBorders>
-            <w:tcMar>
-              <w:top w:w="80" w:type="dxa"/>
-              <w:left w:w="120" w:type="dxa"/>
-              <w:bottom w:w="80" w:type="dxa"/>
-              <w:right w:w="120" w:type="dxa"/>
-            </w:tcMar>
-          </w:tcPr>
-          <w:p>
-            <w:r>
-              <w:t>◎</w:t>
-            </w:r>
-            <w:r>
-              <w:t>（無料）</w:t>
-            </w:r>
-          </w:p>
-        </w:tc>
-      </w:tr>
-    </w:tbl>
-    <w:p>
-      <w:r>
-        <w:br w:type="page"/>
-      </w:r>
-    </w:p>
-    <w:p>
-      <w:pPr>
-        <w:pStyle w:val="1"/>
-      </w:pPr>
-      <w:r>
-        <w:lastRenderedPageBreak/>
-        <w:t xml:space="preserve">4. </w:t>
-      </w:r>
-      <w:r>
-        <w:t>サービス内容</w:t>
-      </w:r>
-    </w:p>
-    <w:p>
-      <w:pPr>
-        <w:pStyle w:val="2"/>
-      </w:pPr>
-      <w:r>
-        <w:t xml:space="preserve">4.1 </w:t>
-      </w:r>
-      <w:r>
-        <w:t>主要機能</w:t>
-      </w:r>
-    </w:p>
-    <w:p>
-      <w:pPr>
-        <w:pStyle w:val="3"/>
-      </w:pPr>
-      <w:r>
-        <w:t xml:space="preserve">① </w:t>
-      </w:r>
-      <w:r>
-        <w:t>ユーザー認証</w:t>
-      </w:r>
-    </w:p>
-    <w:p>
-      <w:pPr>
-        <w:spacing w:after="180"/>
-      </w:pPr>
-      <w:r>
-        <w:t>大学のメールアドレス（</w:t>
-      </w:r>
-      <w:r>
-        <w:t>.ac.jp / .</w:t>
-      </w:r>
-      <w:proofErr w:type="spellStart"/>
-      <w:r>
-        <w:t>edu</w:t>
-      </w:r>
-      <w:proofErr w:type="spellEnd"/>
-      <w:r>
-        <w:t>）による認証で、学生のみが利用可能。</w:t>
-      </w:r>
-      <w:r>
-        <w:t>Firebase Authentication</w:t>
-      </w:r>
-      <w:r>
-        <w:t>による安全なメール認証を実装。</w:t>
-      </w:r>
-    </w:p>
-    <w:p>
-      <w:pPr>
-        <w:pStyle w:val="3"/>
-      </w:pPr>
-      <w:r>
-        <w:t xml:space="preserve">② </w:t>
-      </w:r>
-      <w:r>
-        <w:t>商品出品・検索</w:t>
-      </w:r>
-    </w:p>
-    <w:p>
-      <w:pPr>
-        <w:spacing w:after="120"/>
-      </w:pPr>
-      <w:r>
-        <w:t xml:space="preserve">• </w:t>
-      </w:r>
-      <w:r>
-        <w:t>カテゴリ別検索（教科書、家電、家具、その他）</w:t>
-      </w:r>
-    </w:p>
-    <w:p>
-      <w:pPr>
-        <w:spacing w:after="120"/>
-      </w:pPr>
-      <w:r>
-        <w:t xml:space="preserve">• </w:t>
-      </w:r>
-      <w:r>
-        <w:t>写真アップロード機能</w:t>
-      </w:r>
-    </w:p>
-    <w:p>
-      <w:pPr>
-        <w:spacing w:after="120"/>
-      </w:pPr>
-      <w:r>
-        <w:t xml:space="preserve">• </w:t>
-      </w:r>
-      <w:r>
-        <w:t>受け渡し場所・方法の指定</w:t>
-      </w:r>
-    </w:p>
-    <w:p>
-      <w:pPr>
-        <w:spacing w:after="240"/>
-      </w:pPr>
-      <w:r>
-        <w:t xml:space="preserve">• </w:t>
-      </w:r>
-      <w:r>
-        <w:t>価格帯フィルタ、並び替え機能</w:t>
-      </w:r>
-    </w:p>
-    <w:p>
-      <w:pPr>
-        <w:pStyle w:val="3"/>
-      </w:pPr>
-      <w:r>
-        <w:t xml:space="preserve">③ </w:t>
-      </w:r>
-      <w:r>
-        <w:t>メッセージ機能</w:t>
-      </w:r>
-    </w:p>
-    <w:p>
-      <w:pPr>
-        <w:spacing w:after="240"/>
-      </w:pPr>
-      <w:r>
-        <w:t>商品ごとのチャット機能で、出品者と購入希望者が直接やり取り可能。受け渡し日時・場所の調整をスムーズに。</w:t>
-      </w:r>
-    </w:p>
-    <w:p>
-      <w:pPr>
-        <w:pStyle w:val="3"/>
-      </w:pPr>
-      <w:r>
-        <w:t xml:space="preserve">④ </w:t>
-      </w:r>
-      <w:r>
-        <w:t>取引管理</w:t>
-      </w:r>
-    </w:p>
-    <w:p>
-      <w:pPr>
-        <w:spacing w:after="240"/>
-      </w:pPr>
-      <w:r>
-        <w:t>購入・出品履歴、取引ステータス管理、評価システムで信頼性を確保。</w:t>
-      </w:r>
-    </w:p>
-    <w:p>
-      <w:pPr>
-        <w:pStyle w:val="3"/>
-      </w:pPr>
-      <w:r>
-        <w:t xml:space="preserve">⑤ </w:t>
-      </w:r>
-      <w:r>
-        <w:t>管理者機能</w:t>
-      </w:r>
-    </w:p>
-    <w:p>
-      <w:pPr>
-        <w:spacing w:after="240"/>
-      </w:pPr>
-      <w:r>
-        <w:t>ユーザー管理、商品管理、通報処理、統計ダッシュボード。</w:t>
-      </w:r>
-      <w:proofErr w:type="spellStart"/>
-      <w:r>
-        <w:t>Firestore</w:t>
-      </w:r>
-      <w:proofErr w:type="spellEnd"/>
-      <w:r>
-        <w:t>連携でリアルタイムデータ管理。</w:t>
-      </w:r>
-    </w:p>
-    <w:p>
-      <w:r>
-        <w:br w:type="page"/>
-      </w:r>
-    </w:p>
-    <w:p>
-      <w:pPr>
-        <w:pStyle w:val="1"/>
-      </w:pPr>
-      <w:r>
-        <w:lastRenderedPageBreak/>
-        <w:t xml:space="preserve">5. </w:t>
-      </w:r>
-      <w:r>
-        <w:t>ビジネスモデル・収益計画</w:t>
-      </w:r>
-    </w:p>
-    <w:p>
-      <w:pPr>
-        <w:pStyle w:val="2"/>
-      </w:pPr>
-      <w:r>
-        <w:t xml:space="preserve">5.1 </w:t>
-      </w:r>
-      <w:r>
-        <w:t>収益モデル</w:t>
-      </w:r>
-    </w:p>
-    <w:p>
-      <w:pPr>
-        <w:pStyle w:val="3"/>
-      </w:pPr>
-      <w:r>
-        <w:t>初期フェーズ（現在）</w:t>
-      </w:r>
-    </w:p>
-    <w:p>
-      <w:pPr>
-        <w:spacing w:after="240"/>
-      </w:pPr>
-      <w:r>
-        <w:t>手数料無料で運営し、ユーザー獲得を最優先。サービスの認知度向上とユーザーベース構築に注力。</w:t>
-      </w:r>
-    </w:p>
-    <w:p>
-      <w:pPr>
-        <w:pStyle w:val="3"/>
-      </w:pPr>
-      <w:r>
-        <w:t>成長フェーズ（</w:t>
-      </w:r>
-      <w:r>
-        <w:t>6</w:t>
-      </w:r>
-      <w:r>
-        <w:t>ヶ月後～）</w:t>
-      </w:r>
-    </w:p>
-    <w:p>
-      <w:pPr>
-        <w:spacing w:after="120"/>
-      </w:pPr>
-      <w:r>
-        <w:t xml:space="preserve">1. </w:t>
-      </w:r>
-      <w:r>
-        <w:t>取引手数料：</w:t>
-      </w:r>
-      <w:r>
-        <w:t>10%</w:t>
-      </w:r>
-      <w:r>
-        <w:t>（出品者負担）</w:t>
-      </w:r>
-    </w:p>
-    <w:p>
-      <w:pPr>
-        <w:spacing w:after="120"/>
-      </w:pPr>
-      <w:r>
-        <w:t xml:space="preserve">2. </w:t>
-      </w:r>
-      <w:r>
-        <w:t>広告収入：企業の学生向けプロモーション枠</w:t>
-      </w:r>
-    </w:p>
-    <w:p>
-      <w:pPr>
-        <w:spacing w:after="120"/>
-      </w:pPr>
-      <w:r>
-        <w:t xml:space="preserve">3. </w:t>
-      </w:r>
-      <w:r>
-        <w:t>プレミアムプラン：出品数無制限、手数料優遇（月額</w:t>
-      </w:r>
-      <w:r>
-        <w:t>500</w:t>
-      </w:r>
-      <w:r>
-        <w:t>円）</w:t>
-      </w:r>
-    </w:p>
-    <w:p>
-      <w:pPr>
-        <w:spacing w:after="240"/>
-      </w:pPr>
-      <w:r>
-        <w:t xml:space="preserve">4. </w:t>
-      </w:r>
-      <w:r>
-        <w:t>大学向けライセンス：大学公認サービスとして提供（年額</w:t>
-      </w:r>
-      <w:r>
-        <w:t>50</w:t>
-      </w:r>
-      <w:r>
-        <w:t>万円）</w:t>
-      </w:r>
-    </w:p>
-    <w:p>
-      <w:pPr>
-        <w:pStyle w:val="2"/>
-      </w:pPr>
-      <w:r>
-        <w:t xml:space="preserve">5.2 </w:t>
-      </w:r>
-      <w:r>
-        <w:t>収益予測（</w:t>
-      </w:r>
-      <w:r>
-        <w:t>3</w:t>
-      </w:r>
-      <w:r>
-        <w:t>年計画）</w:t>
-      </w:r>
-    </w:p>
-    <w:tbl>
-      <w:tblPr>
-        <w:tblW w:w="9360" w:type="dxa"/>
-        <w:tblBorders>
-          <w:top w:val="single" w:sz="4" w:space="0" w:color="auto"/>
-          <w:left w:val="single" w:sz="4" w:space="0" w:color="auto"/>
-          <w:bottom w:val="single" w:sz="4" w:space="0" w:color="auto"/>
-          <w:right w:val="single" w:sz="4" w:space="0" w:color="auto"/>
-          <w:insideH w:val="single" w:sz="4" w:space="0" w:color="auto"/>
-          <w:insideV w:val="single" w:sz="4" w:space="0" w:color="auto"/>
-        </w:tblBorders>
-        <w:tblCellMar>
-          <w:left w:w="10" w:type="dxa"/>
-          <w:right w:w="10" w:type="dxa"/>
-        </w:tblCellMar>
-        <w:tblLook w:val="04A0" w:firstRow="1" w:lastRow="0" w:firstColumn="1" w:lastColumn="0" w:noHBand="0" w:noVBand="1"/>
-      </w:tblPr>
-      <w:tblGrid>
-        <w:gridCol w:w="2340"/>
-        <w:gridCol w:w="2340"/>
-        <w:gridCol w:w="2340"/>
-        <w:gridCol w:w="2340"/>
-      </w:tblGrid>
-      <w:tr>
-        <w:tblPrEx>
-          <w:tblCellMar>
-            <w:top w:w="0" w:type="dxa"/>
-            <w:bottom w:w="0" w:type="dxa"/>
-          </w:tblCellMar>
-        </w:tblPrEx>
+              <w:t>2年目</w:t>
+            </w:r>
+          </w:p>
+        </w:tc>
         <w:tc>
           <w:tcPr>
             <w:tcW w:w="2340" w:type="dxa"/>
@@ -1666,10 +1567,12 @@
                 <w:bCs/>
                 <w:color w:val="FFFFFF"/>
               </w:rPr>
-              <w:t>項目</w:t>
-            </w:r>
-          </w:p>
-        </w:tc>
+              <w:t>3年目</w:t>
+            </w:r>
+          </w:p>
+        </w:tc>
+      </w:tr>
+      <w:tr>
         <w:tc>
           <w:tcPr>
             <w:tcW w:w="2340" w:type="dxa"/>
@@ -1679,7 +1582,7 @@
               <w:bottom w:val="single" w:sz="1" w:space="0" w:color="CCCCCC"/>
               <w:right w:val="single" w:sz="1" w:space="0" w:color="CCCCCC"/>
             </w:tcBorders>
-            <w:shd w:val="clear" w:color="auto" w:fill="2E75B6"/>
+            <w:shd w:val="clear" w:color="auto" w:fill="F0F0F0"/>
             <w:tcMar>
               <w:top w:w="80" w:type="dxa"/>
               <w:left w:w="120" w:type="dxa"/>
@@ -1692,17 +1595,103 @@
               <w:rPr>
                 <w:b/>
                 <w:bCs/>
-                <w:color w:val="FFFFFF"/>
-              </w:rPr>
-              <w:t>1</w:t>
-            </w:r>
+              </w:rPr>
+              <w:t>登録ユーザー数</w:t>
+            </w:r>
+          </w:p>
+        </w:tc>
+        <w:tc>
+          <w:tcPr>
+            <w:tcW w:w="2340" w:type="dxa"/>
+            <w:tcBorders>
+              <w:top w:val="single" w:sz="1" w:space="0" w:color="CCCCCC"/>
+              <w:left w:val="single" w:sz="1" w:space="0" w:color="CCCCCC"/>
+              <w:bottom w:val="single" w:sz="1" w:space="0" w:color="CCCCCC"/>
+              <w:right w:val="single" w:sz="1" w:space="0" w:color="CCCCCC"/>
+            </w:tcBorders>
+            <w:tcMar>
+              <w:top w:w="80" w:type="dxa"/>
+              <w:left w:w="120" w:type="dxa"/>
+              <w:bottom w:w="80" w:type="dxa"/>
+              <w:right w:w="120" w:type="dxa"/>
+            </w:tcMar>
+          </w:tcPr>
+          <w:p>
+            <w:r>
+              <w:t>5,000人</w:t>
+            </w:r>
+          </w:p>
+        </w:tc>
+        <w:tc>
+          <w:tcPr>
+            <w:tcW w:w="2340" w:type="dxa"/>
+            <w:tcBorders>
+              <w:top w:val="single" w:sz="1" w:space="0" w:color="CCCCCC"/>
+              <w:left w:val="single" w:sz="1" w:space="0" w:color="CCCCCC"/>
+              <w:bottom w:val="single" w:sz="1" w:space="0" w:color="CCCCCC"/>
+              <w:right w:val="single" w:sz="1" w:space="0" w:color="CCCCCC"/>
+            </w:tcBorders>
+            <w:tcMar>
+              <w:top w:w="80" w:type="dxa"/>
+              <w:left w:w="120" w:type="dxa"/>
+              <w:bottom w:w="80" w:type="dxa"/>
+              <w:right w:w="120" w:type="dxa"/>
+            </w:tcMar>
+          </w:tcPr>
+          <w:p>
+            <w:r>
+              <w:t>30,000人</w:t>
+            </w:r>
+          </w:p>
+        </w:tc>
+        <w:tc>
+          <w:tcPr>
+            <w:tcW w:w="2340" w:type="dxa"/>
+            <w:tcBorders>
+              <w:top w:val="single" w:sz="1" w:space="0" w:color="CCCCCC"/>
+              <w:left w:val="single" w:sz="1" w:space="0" w:color="CCCCCC"/>
+              <w:bottom w:val="single" w:sz="1" w:space="0" w:color="CCCCCC"/>
+              <w:right w:val="single" w:sz="1" w:space="0" w:color="CCCCCC"/>
+            </w:tcBorders>
+            <w:tcMar>
+              <w:top w:w="80" w:type="dxa"/>
+              <w:left w:w="120" w:type="dxa"/>
+              <w:bottom w:w="80" w:type="dxa"/>
+              <w:right w:w="120" w:type="dxa"/>
+            </w:tcMar>
+          </w:tcPr>
+          <w:p>
+            <w:r>
+              <w:t>100,000人</w:t>
+            </w:r>
+          </w:p>
+        </w:tc>
+      </w:tr>
+      <w:tr>
+        <w:tc>
+          <w:tcPr>
+            <w:tcW w:w="2340" w:type="dxa"/>
+            <w:tcBorders>
+              <w:top w:val="single" w:sz="1" w:space="0" w:color="CCCCCC"/>
+              <w:left w:val="single" w:sz="1" w:space="0" w:color="CCCCCC"/>
+              <w:bottom w:val="single" w:sz="1" w:space="0" w:color="CCCCCC"/>
+              <w:right w:val="single" w:sz="1" w:space="0" w:color="CCCCCC"/>
+            </w:tcBorders>
+            <w:shd w:val="clear" w:color="auto" w:fill="F0F0F0"/>
+            <w:tcMar>
+              <w:top w:w="80" w:type="dxa"/>
+              <w:left w:w="120" w:type="dxa"/>
+              <w:bottom w:w="80" w:type="dxa"/>
+              <w:right w:w="120" w:type="dxa"/>
+            </w:tcMar>
+          </w:tcPr>
+          <w:p>
             <w:r>
               <w:rPr>
                 <w:b/>
                 <w:bCs/>
-                <w:color w:val="FFFFFF"/>
-              </w:rPr>
-              <w:t>年目</w:t>
+              </w:rPr>
+              <w:t>月間取引数</w:t>
             </w:r>
           </w:p>
         </w:tc>
@@ -1715,7 +1704,75 @@
               <w:bottom w:val="single" w:sz="1" w:space="0" w:color="CCCCCC"/>
               <w:right w:val="single" w:sz="1" w:space="0" w:color="CCCCCC"/>
             </w:tcBorders>
-            <w:shd w:val="clear" w:color="auto" w:fill="2E75B6"/>
+            <w:tcMar>
+              <w:top w:w="80" w:type="dxa"/>
+              <w:left w:w="120" w:type="dxa"/>
+              <w:bottom w:w="80" w:type="dxa"/>
+              <w:right w:w="120" w:type="dxa"/>
+            </w:tcMar>
+          </w:tcPr>
+          <w:p>
+            <w:r>
+              <w:t>500件</w:t>
+            </w:r>
+          </w:p>
+        </w:tc>
+        <w:tc>
+          <w:tcPr>
+            <w:tcW w:w="2340" w:type="dxa"/>
+            <w:tcBorders>
+              <w:top w:val="single" w:sz="1" w:space="0" w:color="CCCCCC"/>
+              <w:left w:val="single" w:sz="1" w:space="0" w:color="CCCCCC"/>
+              <w:bottom w:val="single" w:sz="1" w:space="0" w:color="CCCCCC"/>
+              <w:right w:val="single" w:sz="1" w:space="0" w:color="CCCCCC"/>
+            </w:tcBorders>
+            <w:tcMar>
+              <w:top w:w="80" w:type="dxa"/>
+              <w:left w:w="120" w:type="dxa"/>
+              <w:bottom w:w="80" w:type="dxa"/>
+              <w:right w:w="120" w:type="dxa"/>
+            </w:tcMar>
+          </w:tcPr>
+          <w:p>
+            <w:r>
+              <w:t>3,000件</w:t>
+            </w:r>
+          </w:p>
+        </w:tc>
+        <w:tc>
+          <w:tcPr>
+            <w:tcW w:w="2340" w:type="dxa"/>
+            <w:tcBorders>
+              <w:top w:val="single" w:sz="1" w:space="0" w:color="CCCCCC"/>
+              <w:left w:val="single" w:sz="1" w:space="0" w:color="CCCCCC"/>
+              <w:bottom w:val="single" w:sz="1" w:space="0" w:color="CCCCCC"/>
+              <w:right w:val="single" w:sz="1" w:space="0" w:color="CCCCCC"/>
+            </w:tcBorders>
+            <w:tcMar>
+              <w:top w:w="80" w:type="dxa"/>
+              <w:left w:w="120" w:type="dxa"/>
+              <w:bottom w:w="80" w:type="dxa"/>
+              <w:right w:w="120" w:type="dxa"/>
+            </w:tcMar>
+          </w:tcPr>
+          <w:p>
+            <w:r>
+              <w:t>10,000件</w:t>
+            </w:r>
+          </w:p>
+        </w:tc>
+      </w:tr>
+      <w:tr>
+        <w:tc>
+          <w:tcPr>
+            <w:tcW w:w="2340" w:type="dxa"/>
+            <w:tcBorders>
+              <w:top w:val="single" w:sz="1" w:space="0" w:color="CCCCCC"/>
+              <w:left w:val="single" w:sz="1" w:space="0" w:color="CCCCCC"/>
+              <w:bottom w:val="single" w:sz="1" w:space="0" w:color="CCCCCC"/>
+              <w:right w:val="single" w:sz="1" w:space="0" w:color="CCCCCC"/>
+            </w:tcBorders>
+            <w:shd w:val="clear" w:color="auto" w:fill="F0F0F0"/>
             <w:tcMar>
               <w:top w:w="80" w:type="dxa"/>
               <w:left w:w="120" w:type="dxa"/>
@@ -1728,17 +1785,103 @@
               <w:rPr>
                 <w:b/>
                 <w:bCs/>
-                <w:color w:val="FFFFFF"/>
-              </w:rPr>
-              <w:t>2</w:t>
-            </w:r>
+              </w:rPr>
+              <w:t>年間流通総額</w:t>
+            </w:r>
+          </w:p>
+        </w:tc>
+        <w:tc>
+          <w:tcPr>
+            <w:tcW w:w="2340" w:type="dxa"/>
+            <w:tcBorders>
+              <w:top w:val="single" w:sz="1" w:space="0" w:color="CCCCCC"/>
+              <w:left w:val="single" w:sz="1" w:space="0" w:color="CCCCCC"/>
+              <w:bottom w:val="single" w:sz="1" w:space="0" w:color="CCCCCC"/>
+              <w:right w:val="single" w:sz="1" w:space="0" w:color="CCCCCC"/>
+            </w:tcBorders>
+            <w:tcMar>
+              <w:top w:w="80" w:type="dxa"/>
+              <w:left w:w="120" w:type="dxa"/>
+              <w:bottom w:w="80" w:type="dxa"/>
+              <w:right w:w="120" w:type="dxa"/>
+            </w:tcMar>
+          </w:tcPr>
+          <w:p>
+            <w:r>
+              <w:t>1,800万円</w:t>
+            </w:r>
+          </w:p>
+        </w:tc>
+        <w:tc>
+          <w:tcPr>
+            <w:tcW w:w="2340" w:type="dxa"/>
+            <w:tcBorders>
+              <w:top w:val="single" w:sz="1" w:space="0" w:color="CCCCCC"/>
+              <w:left w:val="single" w:sz="1" w:space="0" w:color="CCCCCC"/>
+              <w:bottom w:val="single" w:sz="1" w:space="0" w:color="CCCCCC"/>
+              <w:right w:val="single" w:sz="1" w:space="0" w:color="CCCCCC"/>
+            </w:tcBorders>
+            <w:tcMar>
+              <w:top w:w="80" w:type="dxa"/>
+              <w:left w:w="120" w:type="dxa"/>
+              <w:bottom w:w="80" w:type="dxa"/>
+              <w:right w:w="120" w:type="dxa"/>
+            </w:tcMar>
+          </w:tcPr>
+          <w:p>
+            <w:r>
+              <w:t>1.08億円</w:t>
+            </w:r>
+          </w:p>
+        </w:tc>
+        <w:tc>
+          <w:tcPr>
+            <w:tcW w:w="2340" w:type="dxa"/>
+            <w:tcBorders>
+              <w:top w:val="single" w:sz="1" w:space="0" w:color="CCCCCC"/>
+              <w:left w:val="single" w:sz="1" w:space="0" w:color="CCCCCC"/>
+              <w:bottom w:val="single" w:sz="1" w:space="0" w:color="CCCCCC"/>
+              <w:right w:val="single" w:sz="1" w:space="0" w:color="CCCCCC"/>
+            </w:tcBorders>
+            <w:tcMar>
+              <w:top w:w="80" w:type="dxa"/>
+              <w:left w:w="120" w:type="dxa"/>
+              <w:bottom w:w="80" w:type="dxa"/>
+              <w:right w:w="120" w:type="dxa"/>
+            </w:tcMar>
+          </w:tcPr>
+          <w:p>
+            <w:r>
+              <w:t>3.6億円</w:t>
+            </w:r>
+          </w:p>
+        </w:tc>
+      </w:tr>
+      <w:tr>
+        <w:tc>
+          <w:tcPr>
+            <w:tcW w:w="2340" w:type="dxa"/>
+            <w:tcBorders>
+              <w:top w:val="single" w:sz="1" w:space="0" w:color="CCCCCC"/>
+              <w:left w:val="single" w:sz="1" w:space="0" w:color="CCCCCC"/>
+              <w:bottom w:val="single" w:sz="1" w:space="0" w:color="CCCCCC"/>
+              <w:right w:val="single" w:sz="1" w:space="0" w:color="CCCCCC"/>
+            </w:tcBorders>
+            <w:shd w:val="clear" w:color="auto" w:fill="D5E8F0"/>
+            <w:tcMar>
+              <w:top w:w="80" w:type="dxa"/>
+              <w:left w:w="120" w:type="dxa"/>
+              <w:bottom w:w="80" w:type="dxa"/>
+              <w:right w:w="120" w:type="dxa"/>
+            </w:tcMar>
+          </w:tcPr>
+          <w:p>
             <w:r>
               <w:rPr>
                 <w:b/>
                 <w:bCs/>
-                <w:color w:val="FFFFFF"/>
-              </w:rPr>
-              <w:t>年目</w:t>
+              </w:rPr>
+              <w:t>売上高</w:t>
             </w:r>
           </w:p>
         </w:tc>
@@ -1751,7 +1894,6 @@
               <w:bottom w:val="single" w:sz="1" w:space="0" w:color="CCCCCC"/>
               <w:right w:val="single" w:sz="1" w:space="0" w:color="CCCCCC"/>
             </w:tcBorders>
-            <w:shd w:val="clear" w:color="auto" w:fill="2E75B6"/>
             <w:tcMar>
               <w:top w:w="80" w:type="dxa"/>
               <w:left w:w="120" w:type="dxa"/>
@@ -1764,52 +1906,23 @@
               <w:rPr>
                 <w:b/>
                 <w:bCs/>
-                <w:color w:val="FFFFFF"/>
-              </w:rPr>
-              <w:t>3</w:t>
-            </w:r>
-            <w:r>
-              <w:rPr>
+              </w:rPr>
+              <w:t>1</w:t>
+            </w:r>
+            <w:r>
+              <w:rPr>
+                <w:rFonts w:hint="eastAsia"/>
                 <w:b/>
                 <w:bCs/>
-                <w:color w:val="FFFFFF"/>
-              </w:rPr>
-              <w:t>年目</w:t>
-            </w:r>
-          </w:p>
-        </w:tc>
-      </w:tr>
-      <w:tr>
-        <w:tblPrEx>
-          <w:tblCellMar>
-            <w:top w:w="0" w:type="dxa"/>
-            <w:bottom w:w="0" w:type="dxa"/>
-          </w:tblCellMar>
-        </w:tblPrEx>
-        <w:tc>
-          <w:tcPr>
-            <w:tcW w:w="2340" w:type="dxa"/>
-            <w:tcBorders>
-              <w:top w:val="single" w:sz="1" w:space="0" w:color="CCCCCC"/>
-              <w:left w:val="single" w:sz="1" w:space="0" w:color="CCCCCC"/>
-              <w:bottom w:val="single" w:sz="1" w:space="0" w:color="CCCCCC"/>
-              <w:right w:val="single" w:sz="1" w:space="0" w:color="CCCCCC"/>
-            </w:tcBorders>
-            <w:shd w:val="clear" w:color="auto" w:fill="F0F0F0"/>
-            <w:tcMar>
-              <w:top w:w="80" w:type="dxa"/>
-              <w:left w:w="120" w:type="dxa"/>
-              <w:bottom w:w="80" w:type="dxa"/>
-              <w:right w:w="120" w:type="dxa"/>
-            </w:tcMar>
-          </w:tcPr>
-          <w:p>
+              </w:rPr>
+              <w:t>26</w:t>
+            </w:r>
             <w:r>
               <w:rPr>
                 <w:b/>
                 <w:bCs/>
               </w:rPr>
-              <w:t>登録ユーザー数</w:t>
+              <w:t>万円</w:t>
             </w:r>
           </w:p>
         </w:tc>
@@ -1822,90 +1935,6 @@
               <w:bottom w:val="single" w:sz="1" w:space="0" w:color="CCCCCC"/>
               <w:right w:val="single" w:sz="1" w:space="0" w:color="CCCCCC"/>
             </w:tcBorders>
-            <w:tcMar>
-              <w:top w:w="80" w:type="dxa"/>
-              <w:left w:w="120" w:type="dxa"/>
-              <w:bottom w:w="80" w:type="dxa"/>
-              <w:right w:w="120" w:type="dxa"/>
-            </w:tcMar>
-          </w:tcPr>
-          <w:p>
-            <w:r>
-              <w:t>5,000</w:t>
-            </w:r>
-            <w:r>
-              <w:t>人</w:t>
-            </w:r>
-          </w:p>
-        </w:tc>
-        <w:tc>
-          <w:tcPr>
-            <w:tcW w:w="2340" w:type="dxa"/>
-            <w:tcBorders>
-              <w:top w:val="single" w:sz="1" w:space="0" w:color="CCCCCC"/>
-              <w:left w:val="single" w:sz="1" w:space="0" w:color="CCCCCC"/>
-              <w:bottom w:val="single" w:sz="1" w:space="0" w:color="CCCCCC"/>
-              <w:right w:val="single" w:sz="1" w:space="0" w:color="CCCCCC"/>
-            </w:tcBorders>
-            <w:tcMar>
-              <w:top w:w="80" w:type="dxa"/>
-              <w:left w:w="120" w:type="dxa"/>
-              <w:bottom w:w="80" w:type="dxa"/>
-              <w:right w:w="120" w:type="dxa"/>
-            </w:tcMar>
-          </w:tcPr>
-          <w:p>
-            <w:r>
-              <w:t>30,000</w:t>
-            </w:r>
-            <w:r>
-              <w:t>人</w:t>
-            </w:r>
-          </w:p>
-        </w:tc>
-        <w:tc>
-          <w:tcPr>
-            <w:tcW w:w="2340" w:type="dxa"/>
-            <w:tcBorders>
-              <w:top w:val="single" w:sz="1" w:space="0" w:color="CCCCCC"/>
-              <w:left w:val="single" w:sz="1" w:space="0" w:color="CCCCCC"/>
-              <w:bottom w:val="single" w:sz="1" w:space="0" w:color="CCCCCC"/>
-              <w:right w:val="single" w:sz="1" w:space="0" w:color="CCCCCC"/>
-            </w:tcBorders>
-            <w:tcMar>
-              <w:top w:w="80" w:type="dxa"/>
-              <w:left w:w="120" w:type="dxa"/>
-              <w:bottom w:w="80" w:type="dxa"/>
-              <w:right w:w="120" w:type="dxa"/>
-            </w:tcMar>
-          </w:tcPr>
-          <w:p>
-            <w:r>
-              <w:t>100,000</w:t>
-            </w:r>
-            <w:r>
-              <w:t>人</w:t>
-            </w:r>
-          </w:p>
-        </w:tc>
-      </w:tr>
-      <w:tr>
-        <w:tblPrEx>
-          <w:tblCellMar>
-            <w:top w:w="0" w:type="dxa"/>
-            <w:bottom w:w="0" w:type="dxa"/>
-          </w:tblCellMar>
-        </w:tblPrEx>
-        <w:tc>
-          <w:tcPr>
-            <w:tcW w:w="2340" w:type="dxa"/>
-            <w:tcBorders>
-              <w:top w:val="single" w:sz="1" w:space="0" w:color="CCCCCC"/>
-              <w:left w:val="single" w:sz="1" w:space="0" w:color="CCCCCC"/>
-              <w:bottom w:val="single" w:sz="1" w:space="0" w:color="CCCCCC"/>
-              <w:right w:val="single" w:sz="1" w:space="0" w:color="CCCCCC"/>
-            </w:tcBorders>
-            <w:shd w:val="clear" w:color="auto" w:fill="F0F0F0"/>
             <w:tcMar>
               <w:top w:w="80" w:type="dxa"/>
               <w:left w:w="120" w:type="dxa"/>
@@ -1919,319 +1948,57 @@
                 <w:b/>
                 <w:bCs/>
               </w:rPr>
-              <w:t>月間取引数</w:t>
-            </w:r>
-          </w:p>
-        </w:tc>
-        <w:tc>
-          <w:tcPr>
-            <w:tcW w:w="2340" w:type="dxa"/>
-            <w:tcBorders>
-              <w:top w:val="single" w:sz="1" w:space="0" w:color="CCCCCC"/>
-              <w:left w:val="single" w:sz="1" w:space="0" w:color="CCCCCC"/>
-              <w:bottom w:val="single" w:sz="1" w:space="0" w:color="CCCCCC"/>
-              <w:right w:val="single" w:sz="1" w:space="0" w:color="CCCCCC"/>
-            </w:tcBorders>
-            <w:tcMar>
-              <w:top w:w="80" w:type="dxa"/>
-              <w:left w:w="120" w:type="dxa"/>
-              <w:bottom w:w="80" w:type="dxa"/>
-              <w:right w:w="120" w:type="dxa"/>
-            </w:tcMar>
-          </w:tcPr>
-          <w:p>
-            <w:r>
-              <w:t>500</w:t>
-            </w:r>
-            <w:r>
-              <w:t>件</w:t>
-            </w:r>
-          </w:p>
-        </w:tc>
-        <w:tc>
-          <w:tcPr>
-            <w:tcW w:w="2340" w:type="dxa"/>
-            <w:tcBorders>
-              <w:top w:val="single" w:sz="1" w:space="0" w:color="CCCCCC"/>
-              <w:left w:val="single" w:sz="1" w:space="0" w:color="CCCCCC"/>
-              <w:bottom w:val="single" w:sz="1" w:space="0" w:color="CCCCCC"/>
-              <w:right w:val="single" w:sz="1" w:space="0" w:color="CCCCCC"/>
-            </w:tcBorders>
-            <w:tcMar>
-              <w:top w:w="80" w:type="dxa"/>
-              <w:left w:w="120" w:type="dxa"/>
-              <w:bottom w:w="80" w:type="dxa"/>
-              <w:right w:w="120" w:type="dxa"/>
-            </w:tcMar>
-          </w:tcPr>
-          <w:p>
-            <w:r>
-              <w:t>3,000</w:t>
-            </w:r>
-            <w:r>
-              <w:t>件</w:t>
-            </w:r>
-          </w:p>
-        </w:tc>
-        <w:tc>
-          <w:tcPr>
-            <w:tcW w:w="2340" w:type="dxa"/>
-            <w:tcBorders>
-              <w:top w:val="single" w:sz="1" w:space="0" w:color="CCCCCC"/>
-              <w:left w:val="single" w:sz="1" w:space="0" w:color="CCCCCC"/>
-              <w:bottom w:val="single" w:sz="1" w:space="0" w:color="CCCCCC"/>
-              <w:right w:val="single" w:sz="1" w:space="0" w:color="CCCCCC"/>
-            </w:tcBorders>
-            <w:tcMar>
-              <w:top w:w="80" w:type="dxa"/>
-              <w:left w:w="120" w:type="dxa"/>
-              <w:bottom w:w="80" w:type="dxa"/>
-              <w:right w:w="120" w:type="dxa"/>
-            </w:tcMar>
-          </w:tcPr>
-          <w:p>
-            <w:r>
-              <w:t>10,000</w:t>
-            </w:r>
-            <w:r>
-              <w:t>件</w:t>
-            </w:r>
-          </w:p>
-        </w:tc>
-      </w:tr>
-      <w:tr>
-        <w:tblPrEx>
-          <w:tblCellMar>
-            <w:top w:w="0" w:type="dxa"/>
-            <w:bottom w:w="0" w:type="dxa"/>
-          </w:tblCellMar>
-        </w:tblPrEx>
-        <w:tc>
-          <w:tcPr>
-            <w:tcW w:w="2340" w:type="dxa"/>
-            <w:tcBorders>
-              <w:top w:val="single" w:sz="1" w:space="0" w:color="CCCCCC"/>
-              <w:left w:val="single" w:sz="1" w:space="0" w:color="CCCCCC"/>
-              <w:bottom w:val="single" w:sz="1" w:space="0" w:color="CCCCCC"/>
-              <w:right w:val="single" w:sz="1" w:space="0" w:color="CCCCCC"/>
-            </w:tcBorders>
-            <w:shd w:val="clear" w:color="auto" w:fill="F0F0F0"/>
-            <w:tcMar>
-              <w:top w:w="80" w:type="dxa"/>
-              <w:left w:w="120" w:type="dxa"/>
-              <w:bottom w:w="80" w:type="dxa"/>
-              <w:right w:w="120" w:type="dxa"/>
-            </w:tcMar>
-          </w:tcPr>
-          <w:p>
-            <w:r>
-              <w:rPr>
+              <w:t>1,</w:t>
+            </w:r>
+            <w:r>
+              <w:rPr>
+                <w:rFonts w:hint="eastAsia"/>
                 <w:b/>
                 <w:bCs/>
               </w:rPr>
-              <w:t>年間流通総額</w:t>
-            </w:r>
-          </w:p>
-        </w:tc>
-        <w:tc>
-          <w:tcPr>
-            <w:tcW w:w="2340" w:type="dxa"/>
-            <w:tcBorders>
-              <w:top w:val="single" w:sz="1" w:space="0" w:color="CCCCCC"/>
-              <w:left w:val="single" w:sz="1" w:space="0" w:color="CCCCCC"/>
-              <w:bottom w:val="single" w:sz="1" w:space="0" w:color="CCCCCC"/>
-              <w:right w:val="single" w:sz="1" w:space="0" w:color="CCCCCC"/>
-            </w:tcBorders>
-            <w:tcMar>
-              <w:top w:w="80" w:type="dxa"/>
-              <w:left w:w="120" w:type="dxa"/>
-              <w:bottom w:w="80" w:type="dxa"/>
-              <w:right w:w="120" w:type="dxa"/>
-            </w:tcMar>
-          </w:tcPr>
-          <w:p>
-            <w:r>
-              <w:t>1,800</w:t>
-            </w:r>
-            <w:r>
-              <w:t>万円</w:t>
-            </w:r>
-          </w:p>
-        </w:tc>
-        <w:tc>
-          <w:tcPr>
-            <w:tcW w:w="2340" w:type="dxa"/>
-            <w:tcBorders>
-              <w:top w:val="single" w:sz="1" w:space="0" w:color="CCCCCC"/>
-              <w:left w:val="single" w:sz="1" w:space="0" w:color="CCCCCC"/>
-              <w:bottom w:val="single" w:sz="1" w:space="0" w:color="CCCCCC"/>
-              <w:right w:val="single" w:sz="1" w:space="0" w:color="CCCCCC"/>
-            </w:tcBorders>
-            <w:tcMar>
-              <w:top w:w="80" w:type="dxa"/>
-              <w:left w:w="120" w:type="dxa"/>
-              <w:bottom w:w="80" w:type="dxa"/>
-              <w:right w:w="120" w:type="dxa"/>
-            </w:tcMar>
-          </w:tcPr>
-          <w:p>
-            <w:r>
-              <w:t>1.08</w:t>
-            </w:r>
-            <w:r>
-              <w:t>億円</w:t>
-            </w:r>
-          </w:p>
-        </w:tc>
-        <w:tc>
-          <w:tcPr>
-            <w:tcW w:w="2340" w:type="dxa"/>
-            <w:tcBorders>
-              <w:top w:val="single" w:sz="1" w:space="0" w:color="CCCCCC"/>
-              <w:left w:val="single" w:sz="1" w:space="0" w:color="CCCCCC"/>
-              <w:bottom w:val="single" w:sz="1" w:space="0" w:color="CCCCCC"/>
-              <w:right w:val="single" w:sz="1" w:space="0" w:color="CCCCCC"/>
-            </w:tcBorders>
-            <w:tcMar>
-              <w:top w:w="80" w:type="dxa"/>
-              <w:left w:w="120" w:type="dxa"/>
-              <w:bottom w:w="80" w:type="dxa"/>
-              <w:right w:w="120" w:type="dxa"/>
-            </w:tcMar>
-          </w:tcPr>
-          <w:p>
-            <w:r>
-              <w:t>3.6</w:t>
-            </w:r>
-            <w:r>
-              <w:t>億円</w:t>
-            </w:r>
-          </w:p>
-        </w:tc>
-      </w:tr>
-      <w:tr>
-        <w:tblPrEx>
-          <w:tblCellMar>
-            <w:top w:w="0" w:type="dxa"/>
-            <w:bottom w:w="0" w:type="dxa"/>
-          </w:tblCellMar>
-        </w:tblPrEx>
-        <w:tc>
-          <w:tcPr>
-            <w:tcW w:w="2340" w:type="dxa"/>
-            <w:tcBorders>
-              <w:top w:val="single" w:sz="1" w:space="0" w:color="CCCCCC"/>
-              <w:left w:val="single" w:sz="1" w:space="0" w:color="CCCCCC"/>
-              <w:bottom w:val="single" w:sz="1" w:space="0" w:color="CCCCCC"/>
-              <w:right w:val="single" w:sz="1" w:space="0" w:color="CCCCCC"/>
-            </w:tcBorders>
-            <w:shd w:val="clear" w:color="auto" w:fill="D5E8F0"/>
-            <w:tcMar>
-              <w:top w:w="80" w:type="dxa"/>
-              <w:left w:w="120" w:type="dxa"/>
-              <w:bottom w:w="80" w:type="dxa"/>
-              <w:right w:w="120" w:type="dxa"/>
-            </w:tcMar>
-          </w:tcPr>
-          <w:p>
-            <w:r>
-              <w:rPr>
+              <w:t>25</w:t>
+            </w:r>
+            <w:r>
+              <w:rPr>
+                <w:rFonts w:hint="eastAsia"/>
                 <w:b/>
                 <w:bCs/>
               </w:rPr>
-              <w:t>売上高</w:t>
-            </w:r>
-          </w:p>
-        </w:tc>
-        <w:tc>
-          <w:tcPr>
-            <w:tcW w:w="2340" w:type="dxa"/>
-            <w:tcBorders>
-              <w:top w:val="single" w:sz="1" w:space="0" w:color="CCCCCC"/>
-              <w:left w:val="single" w:sz="1" w:space="0" w:color="CCCCCC"/>
-              <w:bottom w:val="single" w:sz="1" w:space="0" w:color="CCCCCC"/>
-              <w:right w:val="single" w:sz="1" w:space="0" w:color="CCCCCC"/>
-            </w:tcBorders>
-            <w:tcMar>
-              <w:top w:w="80" w:type="dxa"/>
-              <w:left w:w="120" w:type="dxa"/>
-              <w:bottom w:w="80" w:type="dxa"/>
-              <w:right w:w="120" w:type="dxa"/>
-            </w:tcMar>
-          </w:tcPr>
-          <w:p>
+              <w:t>6</w:t>
+            </w:r>
             <w:r>
               <w:rPr>
                 <w:b/>
                 <w:bCs/>
               </w:rPr>
-              <w:t>180</w:t>
-            </w:r>
-            <w:r>
-              <w:rPr>
+              <w:t>万円</w:t>
+            </w:r>
+          </w:p>
+        </w:tc>
+        <w:tc>
+          <w:tcPr>
+            <w:tcW w:w="2340" w:type="dxa"/>
+            <w:tcBorders>
+              <w:top w:val="single" w:sz="1" w:space="0" w:color="CCCCCC"/>
+              <w:left w:val="single" w:sz="1" w:space="0" w:color="CCCCCC"/>
+              <w:bottom w:val="single" w:sz="1" w:space="0" w:color="CCCCCC"/>
+              <w:right w:val="single" w:sz="1" w:space="0" w:color="CCCCCC"/>
+            </w:tcBorders>
+            <w:tcMar>
+              <w:top w:w="80" w:type="dxa"/>
+              <w:left w:w="120" w:type="dxa"/>
+              <w:bottom w:w="80" w:type="dxa"/>
+              <w:right w:w="120" w:type="dxa"/>
+            </w:tcMar>
+          </w:tcPr>
+          <w:p>
+            <w:r>
+              <w:rPr>
+                <w:rFonts w:hint="eastAsia"/>
                 <w:b/>
                 <w:bCs/>
               </w:rPr>
-              <w:t>万円</w:t>
-            </w:r>
-          </w:p>
-        </w:tc>
-        <w:tc>
-          <w:tcPr>
-            <w:tcW w:w="2340" w:type="dxa"/>
-            <w:tcBorders>
-              <w:top w:val="single" w:sz="1" w:space="0" w:color="CCCCCC"/>
-              <w:left w:val="single" w:sz="1" w:space="0" w:color="CCCCCC"/>
-              <w:bottom w:val="single" w:sz="1" w:space="0" w:color="CCCCCC"/>
-              <w:right w:val="single" w:sz="1" w:space="0" w:color="CCCCCC"/>
-            </w:tcBorders>
-            <w:tcMar>
-              <w:top w:w="80" w:type="dxa"/>
-              <w:left w:w="120" w:type="dxa"/>
-              <w:bottom w:w="80" w:type="dxa"/>
-              <w:right w:w="120" w:type="dxa"/>
-            </w:tcMar>
-          </w:tcPr>
-          <w:p>
-            <w:r>
-              <w:rPr>
-                <w:b/>
-                <w:bCs/>
-              </w:rPr>
-              <w:t>1,580</w:t>
-            </w:r>
-            <w:r>
-              <w:rPr>
-                <w:b/>
-                <w:bCs/>
-              </w:rPr>
-              <w:t>万円</w:t>
-            </w:r>
-          </w:p>
-        </w:tc>
-        <w:tc>
-          <w:tcPr>
-            <w:tcW w:w="2340" w:type="dxa"/>
-            <w:tcBorders>
-              <w:top w:val="single" w:sz="1" w:space="0" w:color="CCCCCC"/>
-              <w:left w:val="single" w:sz="1" w:space="0" w:color="CCCCCC"/>
-              <w:bottom w:val="single" w:sz="1" w:space="0" w:color="CCCCCC"/>
-              <w:right w:val="single" w:sz="1" w:space="0" w:color="CCCCCC"/>
-            </w:tcBorders>
-            <w:tcMar>
-              <w:top w:w="80" w:type="dxa"/>
-              <w:left w:w="120" w:type="dxa"/>
-              <w:bottom w:w="80" w:type="dxa"/>
-              <w:right w:w="120" w:type="dxa"/>
-            </w:tcMar>
-          </w:tcPr>
-          <w:p>
-            <w:r>
-              <w:rPr>
-                <w:b/>
-                <w:bCs/>
-              </w:rPr>
-              <w:t>4,600</w:t>
+              <w:t>3520</w:t>
             </w:r>
             <w:r>
               <w:rPr>
@@ -2256,7 +2023,18 @@
           <w:sz w:val="18"/>
           <w:szCs w:val="18"/>
         </w:rPr>
-        <w:t>※</w:t>
+        <w:t>※売上高 = 手数料収入（</w:t>
+      </w:r>
+      <w:r>
+        <w:rPr>
+          <w:rFonts w:hint="eastAsia"/>
+          <w:i/>
+          <w:iCs/>
+          <w:color w:val="666666"/>
+          <w:sz w:val="18"/>
+          <w:szCs w:val="18"/>
+        </w:rPr>
+        <w:t>7</w:t>
       </w:r>
       <w:r>
         <w:rPr>
@@ -2266,107 +2044,121 @@
           <w:sz w:val="18"/>
           <w:szCs w:val="18"/>
         </w:rPr>
-        <w:t>売上高</w:t>
-      </w:r>
-      <w:r>
+        <w:t>%）+ 広告収入 + プレミアム会員収入 + 大学ライセンス</w:t>
+      </w:r>
+    </w:p>
+    <w:p>
+      <w:r>
+        <w:br w:type="page"/>
+      </w:r>
+    </w:p>
+    <w:p>
+      <w:pPr>
+        <w:pStyle w:val="1"/>
+      </w:pPr>
+      <w:r>
+        <w:lastRenderedPageBreak/>
+        <w:t>6. マーケティング戦略</w:t>
+      </w:r>
+    </w:p>
+    <w:p>
+      <w:pPr>
+        <w:pStyle w:val="2"/>
+      </w:pPr>
+      <w:r>
+        <w:t>6.1 初期展開（兵庫県立大学）</w:t>
+      </w:r>
+    </w:p>
+    <w:p>
+      <w:pPr>
+        <w:spacing w:after="120"/>
+      </w:pPr>
+      <w:r>
+        <w:t>• サークル・学生団体との連携によるアンバサダープログラム</w:t>
+      </w:r>
+    </w:p>
+    <w:p>
+      <w:pPr>
+        <w:spacing w:after="120"/>
+      </w:pPr>
+      <w:r>
+        <w:t>• 新入生向けキャンペーン（教科書無料配布イベント）</w:t>
+      </w:r>
+    </w:p>
+    <w:p>
+      <w:pPr>
+        <w:spacing w:after="120"/>
         <w:rPr>
-          <w:i/>
-          <w:iCs/>
-          <w:color w:val="666666"/>
-          <w:sz w:val="18"/>
-          <w:szCs w:val="18"/>
+          <w:rFonts w:hint="eastAsia"/>
         </w:rPr>
-        <w:t xml:space="preserve"> = </w:t>
-      </w:r>
-      <w:r>
+      </w:pPr>
+      <w:r>
+        <w:t>• 学内掲示板・SNSでの認知度向上</w:t>
+      </w:r>
+    </w:p>
+    <w:p>
+      <w:pPr>
+        <w:spacing w:after="240"/>
+      </w:pPr>
+      <w:r>
+        <w:t>• 大学公認化による信頼性確保</w:t>
+      </w:r>
+    </w:p>
+    <w:p>
+      <w:pPr>
+        <w:spacing w:after="240"/>
         <w:rPr>
-          <w:i/>
-          <w:iCs/>
-          <w:color w:val="666666"/>
-          <w:sz w:val="18"/>
-          <w:szCs w:val="18"/>
+          <w:rFonts w:hint="eastAsia"/>
         </w:rPr>
-        <w:t>手数料収入（</w:t>
+      </w:pPr>
+      <w:r>
+        <w:t xml:space="preserve">• </w:t>
       </w:r>
       <w:r>
         <w:rPr>
-          <w:i/>
-          <w:iCs/>
-          <w:color w:val="666666"/>
-          <w:sz w:val="18"/>
-          <w:szCs w:val="18"/>
+          <w:rFonts w:hint="eastAsia"/>
         </w:rPr>
-        <w:t>10%</w:t>
-      </w:r>
-      <w:r>
-        <w:rPr>
-          <w:i/>
-          <w:iCs/>
-          <w:color w:val="666666"/>
-          <w:sz w:val="18"/>
-          <w:szCs w:val="18"/>
-        </w:rPr>
-        <w:t>）</w:t>
-      </w:r>
-      <w:r>
-        <w:rPr>
-          <w:i/>
-          <w:iCs/>
-          <w:color w:val="666666"/>
-          <w:sz w:val="18"/>
-          <w:szCs w:val="18"/>
-        </w:rPr>
-        <w:t xml:space="preserve">+ </w:t>
-      </w:r>
-      <w:r>
-        <w:rPr>
-          <w:i/>
-          <w:iCs/>
-          <w:color w:val="666666"/>
-          <w:sz w:val="18"/>
-          <w:szCs w:val="18"/>
-        </w:rPr>
-        <w:t>広告収入</w:t>
-      </w:r>
-      <w:r>
-        <w:rPr>
-          <w:i/>
-          <w:iCs/>
-          <w:color w:val="666666"/>
-          <w:sz w:val="18"/>
-          <w:szCs w:val="18"/>
-        </w:rPr>
-        <w:t xml:space="preserve"> + </w:t>
-      </w:r>
-      <w:r>
-        <w:rPr>
-          <w:i/>
-          <w:iCs/>
-          <w:color w:val="666666"/>
-          <w:sz w:val="18"/>
-          <w:szCs w:val="18"/>
-        </w:rPr>
-        <w:t>プレミアム会員収入</w:t>
-      </w:r>
-      <w:r>
-        <w:rPr>
-          <w:i/>
-          <w:iCs/>
-          <w:color w:val="666666"/>
-          <w:sz w:val="18"/>
-          <w:szCs w:val="18"/>
-        </w:rPr>
-        <w:t xml:space="preserve"> + </w:t>
-      </w:r>
-      <w:r>
-        <w:rPr>
-          <w:i/>
-          <w:iCs/>
-          <w:color w:val="666666"/>
-          <w:sz w:val="18"/>
-          <w:szCs w:val="18"/>
-        </w:rPr>
-        <w:t>大学ライセンス</w:t>
+        <w:t>大学構内でのビラ配り</w:t>
+      </w:r>
+    </w:p>
+    <w:p>
+      <w:pPr>
+        <w:pStyle w:val="2"/>
+      </w:pPr>
+      <w:r>
+        <w:t>6.2 拡大フェーズ</w:t>
+      </w:r>
+    </w:p>
+    <w:p>
+      <w:pPr>
+        <w:spacing w:after="120"/>
+      </w:pPr>
+      <w:r>
+        <w:t>1. 隣接大学への展開（神戸大学、大阪大学、関西学院大学など）</w:t>
+      </w:r>
+    </w:p>
+    <w:p>
+      <w:pPr>
+        <w:spacing w:after="120"/>
+      </w:pPr>
+      <w:r>
+        <w:t>2. インフルエンサーマーケティング（学生YouTuber・Instagrammer活用）</w:t>
+      </w:r>
+    </w:p>
+    <w:p>
+      <w:pPr>
+        <w:spacing w:after="120"/>
+      </w:pPr>
+      <w:r>
+        <w:t>3. 大学生協・書店との提携</w:t>
+      </w:r>
+    </w:p>
+    <w:p>
+      <w:pPr>
+        <w:spacing w:after="240"/>
+      </w:pPr>
+      <w:r>
+        <w:t>4. ビジネスコンテスト参加によるPR（CVG、神戸市スタートアップ支援等）</w:t>
       </w:r>
     </w:p>
     <w:p>
@@ -2380,10 +2172,7 @@
       </w:pPr>
       <w:r>
         <w:lastRenderedPageBreak/>
-        <w:t xml:space="preserve">6. </w:t>
-      </w:r>
-      <w:r>
-        <w:t>マーケティング戦略</w:t>
+        <w:t>7. 技術基盤・実装状況</w:t>
       </w:r>
     </w:p>
     <w:p>
@@ -2391,167 +2180,7 @@
         <w:pStyle w:val="2"/>
       </w:pPr>
       <w:r>
-        <w:t xml:space="preserve">6.1 </w:t>
-      </w:r>
-      <w:r>
-        <w:t>初期展開（兵庫県立大学）</w:t>
-      </w:r>
-    </w:p>
-    <w:p>
-      <w:pPr>
-        <w:spacing w:after="120"/>
-      </w:pPr>
-      <w:r>
-        <w:t xml:space="preserve">• </w:t>
-      </w:r>
-      <w:r>
-        <w:t>サークル・学生団体との連携によるアンバサダープログラム</w:t>
-      </w:r>
-    </w:p>
-    <w:p>
-      <w:pPr>
-        <w:spacing w:after="120"/>
-      </w:pPr>
-      <w:r>
-        <w:t xml:space="preserve">• </w:t>
-      </w:r>
-      <w:r>
-        <w:t>新入生向けキャンペーン（教科書無料配布イベント）</w:t>
-      </w:r>
-    </w:p>
-    <w:p>
-      <w:pPr>
-        <w:spacing w:after="120"/>
-      </w:pPr>
-      <w:r>
-        <w:t xml:space="preserve">• </w:t>
-      </w:r>
-      <w:r>
-        <w:t>学内掲示板・</w:t>
-      </w:r>
-      <w:r>
-        <w:t>SNS</w:t>
-      </w:r>
-      <w:r>
-        <w:t>での認知度向上</w:t>
-      </w:r>
-    </w:p>
-    <w:p>
-      <w:pPr>
-        <w:spacing w:after="240"/>
-      </w:pPr>
-      <w:r>
-        <w:t xml:space="preserve">• </w:t>
-      </w:r>
-      <w:r>
-        <w:t>大学公認化による信頼性確保</w:t>
-      </w:r>
-    </w:p>
-    <w:p>
-      <w:pPr>
-        <w:pStyle w:val="2"/>
-      </w:pPr>
-      <w:r>
-        <w:t xml:space="preserve">6.2 </w:t>
-      </w:r>
-      <w:r>
-        <w:t>拡大フェーズ</w:t>
-      </w:r>
-    </w:p>
-    <w:p>
-      <w:pPr>
-        <w:spacing w:after="120"/>
-      </w:pPr>
-      <w:r>
-        <w:t xml:space="preserve">1. </w:t>
-      </w:r>
-      <w:r>
-        <w:t>隣接大学への展開（神戸大学、大阪大学、関西学院大学など）</w:t>
-      </w:r>
-    </w:p>
-    <w:p>
-      <w:pPr>
-        <w:spacing w:after="120"/>
-      </w:pPr>
-      <w:r>
-        <w:t xml:space="preserve">2. </w:t>
-      </w:r>
-      <w:r>
-        <w:t>インフルエンサーマーケティング（学生</w:t>
-      </w:r>
-      <w:r>
-        <w:t>YouTuber</w:t>
-      </w:r>
-      <w:r>
-        <w:t>・</w:t>
-      </w:r>
-      <w:r>
-        <w:t>Instagrammer</w:t>
-      </w:r>
-      <w:r>
-        <w:t>活用）</w:t>
-      </w:r>
-    </w:p>
-    <w:p>
-      <w:pPr>
-        <w:spacing w:after="120"/>
-      </w:pPr>
-      <w:r>
-        <w:t xml:space="preserve">3. </w:t>
-      </w:r>
-      <w:r>
-        <w:t>大学生協・書店との提携</w:t>
-      </w:r>
-    </w:p>
-    <w:p>
-      <w:pPr>
-        <w:spacing w:after="240"/>
-      </w:pPr>
-      <w:r>
-        <w:t xml:space="preserve">4. </w:t>
-      </w:r>
-      <w:r>
-        <w:t>ビジネスコンテスト参加による</w:t>
-      </w:r>
-      <w:r>
-        <w:t>PR</w:t>
-      </w:r>
-      <w:r>
-        <w:t>（</w:t>
-      </w:r>
-      <w:r>
-        <w:t>CVG</w:t>
-      </w:r>
-      <w:r>
-        <w:t>、神戸市スタートアップ支援等）</w:t>
-      </w:r>
-    </w:p>
-    <w:p>
-      <w:r>
-        <w:br w:type="page"/>
-      </w:r>
-    </w:p>
-    <w:p>
-      <w:pPr>
-        <w:pStyle w:val="1"/>
-      </w:pPr>
-      <w:r>
-        <w:lastRenderedPageBreak/>
-        <w:t xml:space="preserve">7. </w:t>
-      </w:r>
-      <w:r>
-        <w:t>技術基盤・実装状況</w:t>
-      </w:r>
-    </w:p>
-    <w:p>
-      <w:pPr>
-        <w:pStyle w:val="2"/>
-      </w:pPr>
-      <w:r>
-        <w:t xml:space="preserve">7.1 </w:t>
-      </w:r>
-      <w:r>
-        <w:t>技術スタック</w:t>
+        <w:t>7.1 技術スタック</w:t>
       </w:r>
     </w:p>
     <w:tbl>
@@ -2576,12 +2205,6 @@
         <w:gridCol w:w="6240"/>
       </w:tblGrid>
       <w:tr>
-        <w:tblPrEx>
-          <w:tblCellMar>
-            <w:top w:w="0" w:type="dxa"/>
-            <w:bottom w:w="0" w:type="dxa"/>
-          </w:tblCellMar>
-        </w:tblPrEx>
         <w:tc>
           <w:tcPr>
             <w:tcW w:w="3120" w:type="dxa"/>
@@ -2627,21 +2250,12 @@
           </w:tcPr>
           <w:p>
             <w:r>
-              <w:t>React (Babel + CDN), PWA</w:t>
-            </w:r>
-            <w:r>
-              <w:t>対応</w:t>
+              <w:t>React (Babel + CDN), PWA対応</w:t>
             </w:r>
           </w:p>
         </w:tc>
       </w:tr>
       <w:tr>
-        <w:tblPrEx>
-          <w:tblCellMar>
-            <w:top w:w="0" w:type="dxa"/>
-            <w:bottom w:w="0" w:type="dxa"/>
-          </w:tblCellMar>
-        </w:tblPrEx>
         <w:tc>
           <w:tcPr>
             <w:tcW w:w="3120" w:type="dxa"/>
@@ -2687,26 +2301,12 @@
           </w:tcPr>
           <w:p>
             <w:r>
-              <w:t xml:space="preserve">Firebase (Authentication, </w:t>
-            </w:r>
-            <w:proofErr w:type="spellStart"/>
-            <w:r>
-              <w:t>Firestore</w:t>
-            </w:r>
-            <w:proofErr w:type="spellEnd"/>
-            <w:r>
-              <w:t>, Hosting)</w:t>
+              <w:t>Firebase (Authentication, Firestore, Hosting)</w:t>
             </w:r>
           </w:p>
         </w:tc>
       </w:tr>
       <w:tr>
-        <w:tblPrEx>
-          <w:tblCellMar>
-            <w:top w:w="0" w:type="dxa"/>
-            <w:bottom w:w="0" w:type="dxa"/>
-          </w:tblCellMar>
-        </w:tblPrEx>
         <w:tc>
           <w:tcPr>
             <w:tcW w:w="3120" w:type="dxa"/>
@@ -2752,26 +2352,12 @@
           </w:tcPr>
           <w:p>
             <w:r>
-              <w:t xml:space="preserve">Cloud </w:t>
-            </w:r>
-            <w:proofErr w:type="spellStart"/>
-            <w:r>
-              <w:t>Firestore</w:t>
-            </w:r>
-            <w:proofErr w:type="spellEnd"/>
-            <w:r>
-              <w:t xml:space="preserve"> (NoSQL)</w:t>
+              <w:t>Cloud Firestore (NoSQL)</w:t>
             </w:r>
           </w:p>
         </w:tc>
       </w:tr>
       <w:tr>
-        <w:tblPrEx>
-          <w:tblCellMar>
-            <w:top w:w="0" w:type="dxa"/>
-            <w:bottom w:w="0" w:type="dxa"/>
-          </w:tblCellMar>
-        </w:tblPrEx>
         <w:tc>
           <w:tcPr>
             <w:tcW w:w="3120" w:type="dxa"/>
@@ -2817,24 +2403,12 @@
           </w:tcPr>
           <w:p>
             <w:r>
-              <w:t>Firebase Authentication (</w:t>
-            </w:r>
-            <w:r>
-              <w:t>メール認証</w:t>
-            </w:r>
-            <w:r>
-              <w:t>)</w:t>
+              <w:t>Firebase Authentication (メール認証)</w:t>
             </w:r>
           </w:p>
         </w:tc>
       </w:tr>
       <w:tr>
-        <w:tblPrEx>
-          <w:tblCellMar>
-            <w:top w:w="0" w:type="dxa"/>
-            <w:bottom w:w="0" w:type="dxa"/>
-          </w:tblCellMar>
-        </w:tblPrEx>
         <w:tc>
           <w:tcPr>
             <w:tcW w:w="3120" w:type="dxa"/>
@@ -2880,13 +2454,7 @@
           </w:tcPr>
           <w:p>
             <w:r>
-              <w:t>Firebase Hosting (CDN</w:t>
-            </w:r>
-            <w:r>
-              <w:t>対応</w:t>
-            </w:r>
-            <w:r>
-              <w:t>)</w:t>
+              <w:t>Firebase Hosting (CDN対応)</w:t>
             </w:r>
           </w:p>
         </w:tc>
@@ -2898,10 +2466,7 @@
         <w:spacing w:before="240"/>
       </w:pPr>
       <w:r>
-        <w:t xml:space="preserve">7.2 </w:t>
-      </w:r>
-      <w:r>
-        <w:t>実装完了機能</w:t>
+        <w:t>7.2 実装完了機能</w:t>
       </w:r>
     </w:p>
     <w:p>
@@ -2909,13 +2474,7 @@
         <w:spacing w:after="120"/>
       </w:pPr>
       <w:r>
-        <w:t>✓</w:t>
-      </w:r>
-      <w:r>
-        <w:t xml:space="preserve"> </w:t>
-      </w:r>
-      <w:r>
-        <w:t>ユーザー登録・ログイン（メール認証）</w:t>
+        <w:t>✓ ユーザー登録・ログイン（メール認証）</w:t>
       </w:r>
     </w:p>
     <w:p>
@@ -2923,13 +2482,7 @@
         <w:spacing w:after="120"/>
       </w:pPr>
       <w:r>
-        <w:t>✓</w:t>
-      </w:r>
-      <w:r>
-        <w:t xml:space="preserve"> </w:t>
-      </w:r>
-      <w:r>
-        <w:t>商品出品・編集・削除</w:t>
+        <w:t>✓ 商品出品・編集・削除</w:t>
       </w:r>
     </w:p>
     <w:p>
@@ -2937,13 +2490,7 @@
         <w:spacing w:after="120"/>
       </w:pPr>
       <w:r>
-        <w:t>✓</w:t>
-      </w:r>
-      <w:r>
-        <w:t xml:space="preserve"> </w:t>
-      </w:r>
-      <w:r>
-        <w:t>商品検索・フィルタリング</w:t>
+        <w:t>✓ 商品検索・フィルタリング</w:t>
       </w:r>
     </w:p>
     <w:p>
@@ -2951,13 +2498,7 @@
         <w:spacing w:after="120"/>
       </w:pPr>
       <w:r>
-        <w:t>✓</w:t>
-      </w:r>
-      <w:r>
-        <w:t xml:space="preserve"> </w:t>
-      </w:r>
-      <w:r>
-        <w:t>メッセージ機能</w:t>
+        <w:t>✓ メッセージ機能</w:t>
       </w:r>
     </w:p>
     <w:p>
@@ -2965,13 +2506,7 @@
         <w:spacing w:after="120"/>
       </w:pPr>
       <w:r>
-        <w:t>✓</w:t>
-      </w:r>
-      <w:r>
-        <w:t xml:space="preserve"> </w:t>
-      </w:r>
-      <w:r>
-        <w:t>お気に入り登録</w:t>
+        <w:t>✓ お気に入り登録</w:t>
       </w:r>
     </w:p>
     <w:p>
@@ -2979,13 +2514,7 @@
         <w:spacing w:after="120"/>
       </w:pPr>
       <w:r>
-        <w:t>✓</w:t>
-      </w:r>
-      <w:r>
-        <w:t xml:space="preserve"> </w:t>
-      </w:r>
-      <w:r>
-        <w:t>通報機能</w:t>
+        <w:t>✓ 通報機能</w:t>
       </w:r>
     </w:p>
     <w:p>
@@ -2993,21 +2522,7 @@
         <w:spacing w:after="120"/>
       </w:pPr>
       <w:r>
-        <w:t>✓</w:t>
-      </w:r>
-      <w:r>
-        <w:t xml:space="preserve"> </w:t>
-      </w:r>
-      <w:r>
-        <w:t>管理者ダッシュボード（</w:t>
-      </w:r>
-      <w:proofErr w:type="spellStart"/>
-      <w:r>
-        <w:t>Firestore</w:t>
-      </w:r>
-      <w:proofErr w:type="spellEnd"/>
-      <w:r>
-        <w:t>連携）</w:t>
+        <w:t>✓ 管理者ダッシュボード（Firestore連携）</w:t>
       </w:r>
     </w:p>
     <w:p>
@@ -3015,13 +2530,13 @@
         <w:spacing w:after="240"/>
       </w:pPr>
       <w:r>
-        <w:t>✓</w:t>
-      </w:r>
-      <w:r>
-        <w:t xml:space="preserve"> PWA</w:t>
-      </w:r>
-      <w:r>
-        <w:t>対応（アプリストア不要）</w:t>
+        <w:t>✓ PWA対応（アプリストア不要）</w:t>
+      </w:r>
+      <w:r>
+        <w:rPr>
+          <w:rFonts w:hint="eastAsia"/>
+        </w:rPr>
+        <w:t>（デモ版のみ）</w:t>
       </w:r>
     </w:p>
     <w:p>
@@ -3029,10 +2544,7 @@
         <w:pStyle w:val="2"/>
       </w:pPr>
       <w:r>
-        <w:t xml:space="preserve">7.3 </w:t>
-      </w:r>
-      <w:r>
-        <w:t>開発優位性</w:t>
+        <w:t>7.3 開発優位性</w:t>
       </w:r>
     </w:p>
     <w:p>
@@ -3040,25 +2552,7 @@
         <w:spacing w:after="120"/>
       </w:pPr>
       <w:r>
-        <w:t xml:space="preserve">• </w:t>
-      </w:r>
-      <w:r>
-        <w:t>Firebase</w:t>
-      </w:r>
-      <w:r>
-        <w:t>無料枠内で運用可能（月間読み取り</w:t>
-      </w:r>
-      <w:r>
-        <w:t>50,000</w:t>
-      </w:r>
-      <w:r>
-        <w:t>回、書き込み</w:t>
-      </w:r>
-      <w:r>
-        <w:t>20,000</w:t>
-      </w:r>
-      <w:r>
-        <w:t>回）</w:t>
+        <w:t>• Firebase無料枠内で運用可能（月間読み取り50,000回、書き込み20,000回）</w:t>
       </w:r>
     </w:p>
     <w:p>
@@ -3066,16 +2560,7 @@
         <w:spacing w:after="120"/>
       </w:pPr>
       <w:r>
-        <w:t xml:space="preserve">• </w:t>
-      </w:r>
-      <w:r>
-        <w:t>スケーラブルなアーキテクチャ（</w:t>
-      </w:r>
-      <w:r>
-        <w:t>NoSQL + CDN</w:t>
-      </w:r>
-      <w:r>
-        <w:t>）</w:t>
+        <w:t>• スケーラブルなアーキテクチャ（NoSQL + CDN）</w:t>
       </w:r>
     </w:p>
     <w:p>
@@ -3083,10 +2568,7 @@
         <w:spacing w:after="240"/>
       </w:pPr>
       <w:r>
-        <w:t xml:space="preserve">• </w:t>
-      </w:r>
-      <w:r>
-        <w:t>メンテナンスコスト低減（サーバーレス構成）</w:t>
+        <w:t>• メンテナンスコスト低減（サーバーレス構成）</w:t>
       </w:r>
     </w:p>
     <w:p>
@@ -3100,10 +2582,7 @@
       </w:pPr>
       <w:r>
         <w:lastRenderedPageBreak/>
-        <w:t xml:space="preserve">8. </w:t>
-      </w:r>
-      <w:r>
-        <w:t>展開計画・ロードマップ</w:t>
+        <w:t>8. 展開計画・ロードマップ</w:t>
       </w:r>
     </w:p>
     <w:tbl>
@@ -3128,12 +2607,6 @@
         <w:gridCol w:w="7020"/>
       </w:tblGrid>
       <w:tr>
-        <w:tblPrEx>
-          <w:tblCellMar>
-            <w:top w:w="0" w:type="dxa"/>
-            <w:bottom w:w="0" w:type="dxa"/>
-          </w:tblCellMar>
-        </w:tblPrEx>
         <w:tc>
           <w:tcPr>
             <w:tcW w:w="2340" w:type="dxa"/>
@@ -3192,12 +2665,6 @@
         </w:tc>
       </w:tr>
       <w:tr>
-        <w:tblPrEx>
-          <w:tblCellMar>
-            <w:top w:w="0" w:type="dxa"/>
-            <w:bottom w:w="0" w:type="dxa"/>
-          </w:tblCellMar>
-        </w:tblPrEx>
         <w:tc>
           <w:tcPr>
             <w:tcW w:w="2340" w:type="dxa"/>
@@ -3221,28 +2688,160 @@
                 <w:b/>
                 <w:bCs/>
               </w:rPr>
-              <w:t>2026</w:t>
-            </w:r>
+              <w:t>2026年3月</w:t>
+            </w:r>
+          </w:p>
+        </w:tc>
+        <w:tc>
+          <w:tcPr>
+            <w:tcW w:w="7020" w:type="dxa"/>
+            <w:tcBorders>
+              <w:top w:val="single" w:sz="1" w:space="0" w:color="CCCCCC"/>
+              <w:left w:val="single" w:sz="1" w:space="0" w:color="CCCCCC"/>
+              <w:bottom w:val="single" w:sz="1" w:space="0" w:color="CCCCCC"/>
+              <w:right w:val="single" w:sz="1" w:space="0" w:color="CCCCCC"/>
+            </w:tcBorders>
+            <w:tcMar>
+              <w:top w:w="80" w:type="dxa"/>
+              <w:left w:w="120" w:type="dxa"/>
+              <w:bottom w:w="80" w:type="dxa"/>
+              <w:right w:w="120" w:type="dxa"/>
+            </w:tcMar>
+          </w:tcPr>
+          <w:p>
+            <w:r>
+              <w:t>兵庫県立大学で正式ローンチ、学生500人登録</w:t>
+            </w:r>
+          </w:p>
+        </w:tc>
+      </w:tr>
+      <w:tr>
+        <w:tc>
+          <w:tcPr>
+            <w:tcW w:w="2340" w:type="dxa"/>
+            <w:tcBorders>
+              <w:top w:val="single" w:sz="1" w:space="0" w:color="CCCCCC"/>
+              <w:left w:val="single" w:sz="1" w:space="0" w:color="CCCCCC"/>
+              <w:bottom w:val="single" w:sz="1" w:space="0" w:color="CCCCCC"/>
+              <w:right w:val="single" w:sz="1" w:space="0" w:color="CCCCCC"/>
+            </w:tcBorders>
+            <w:shd w:val="clear" w:color="auto" w:fill="D5E8F0"/>
+            <w:tcMar>
+              <w:top w:w="80" w:type="dxa"/>
+              <w:left w:w="120" w:type="dxa"/>
+              <w:bottom w:w="80" w:type="dxa"/>
+              <w:right w:w="120" w:type="dxa"/>
+            </w:tcMar>
+          </w:tcPr>
+          <w:p>
             <w:r>
               <w:rPr>
                 <w:b/>
                 <w:bCs/>
               </w:rPr>
-              <w:t>年</w:t>
-            </w:r>
+              <w:t>2026年4月</w:t>
+            </w:r>
+          </w:p>
+        </w:tc>
+        <w:tc>
+          <w:tcPr>
+            <w:tcW w:w="7020" w:type="dxa"/>
+            <w:tcBorders>
+              <w:top w:val="single" w:sz="1" w:space="0" w:color="CCCCCC"/>
+              <w:left w:val="single" w:sz="1" w:space="0" w:color="CCCCCC"/>
+              <w:bottom w:val="single" w:sz="1" w:space="0" w:color="CCCCCC"/>
+              <w:right w:val="single" w:sz="1" w:space="0" w:color="CCCCCC"/>
+            </w:tcBorders>
+            <w:tcMar>
+              <w:top w:w="80" w:type="dxa"/>
+              <w:left w:w="120" w:type="dxa"/>
+              <w:bottom w:w="80" w:type="dxa"/>
+              <w:right w:w="120" w:type="dxa"/>
+            </w:tcMar>
+          </w:tcPr>
+          <w:p>
+            <w:r>
+              <w:t>新入生向けキャンペーン、登録者1,000人突破</w:t>
+            </w:r>
+          </w:p>
+        </w:tc>
+      </w:tr>
+      <w:tr>
+        <w:tc>
+          <w:tcPr>
+            <w:tcW w:w="2340" w:type="dxa"/>
+            <w:tcBorders>
+              <w:top w:val="single" w:sz="1" w:space="0" w:color="CCCCCC"/>
+              <w:left w:val="single" w:sz="1" w:space="0" w:color="CCCCCC"/>
+              <w:bottom w:val="single" w:sz="1" w:space="0" w:color="CCCCCC"/>
+              <w:right w:val="single" w:sz="1" w:space="0" w:color="CCCCCC"/>
+            </w:tcBorders>
+            <w:shd w:val="clear" w:color="auto" w:fill="D5E8F0"/>
+            <w:tcMar>
+              <w:top w:w="80" w:type="dxa"/>
+              <w:left w:w="120" w:type="dxa"/>
+              <w:bottom w:w="80" w:type="dxa"/>
+              <w:right w:w="120" w:type="dxa"/>
+            </w:tcMar>
+          </w:tcPr>
+          <w:p>
             <w:r>
               <w:rPr>
                 <w:b/>
                 <w:bCs/>
               </w:rPr>
-              <w:t>3</w:t>
-            </w:r>
+              <w:t>2026年7月</w:t>
+            </w:r>
+          </w:p>
+        </w:tc>
+        <w:tc>
+          <w:tcPr>
+            <w:tcW w:w="7020" w:type="dxa"/>
+            <w:tcBorders>
+              <w:top w:val="single" w:sz="1" w:space="0" w:color="CCCCCC"/>
+              <w:left w:val="single" w:sz="1" w:space="0" w:color="CCCCCC"/>
+              <w:bottom w:val="single" w:sz="1" w:space="0" w:color="CCCCCC"/>
+              <w:right w:val="single" w:sz="1" w:space="0" w:color="CCCCCC"/>
+            </w:tcBorders>
+            <w:tcMar>
+              <w:top w:w="80" w:type="dxa"/>
+              <w:left w:w="120" w:type="dxa"/>
+              <w:bottom w:w="80" w:type="dxa"/>
+              <w:right w:w="120" w:type="dxa"/>
+            </w:tcMar>
+          </w:tcPr>
+          <w:p>
+            <w:r>
+              <w:t>手数料導入（10%）、決済システム検討開始</w:t>
+            </w:r>
+          </w:p>
+        </w:tc>
+      </w:tr>
+      <w:tr>
+        <w:tc>
+          <w:tcPr>
+            <w:tcW w:w="2340" w:type="dxa"/>
+            <w:tcBorders>
+              <w:top w:val="single" w:sz="1" w:space="0" w:color="CCCCCC"/>
+              <w:left w:val="single" w:sz="1" w:space="0" w:color="CCCCCC"/>
+              <w:bottom w:val="single" w:sz="1" w:space="0" w:color="CCCCCC"/>
+              <w:right w:val="single" w:sz="1" w:space="0" w:color="CCCCCC"/>
+            </w:tcBorders>
+            <w:shd w:val="clear" w:color="auto" w:fill="D5E8F0"/>
+            <w:tcMar>
+              <w:top w:w="80" w:type="dxa"/>
+              <w:left w:w="120" w:type="dxa"/>
+              <w:bottom w:w="80" w:type="dxa"/>
+              <w:right w:w="120" w:type="dxa"/>
+            </w:tcMar>
+          </w:tcPr>
+          <w:p>
             <w:r>
               <w:rPr>
                 <w:b/>
                 <w:bCs/>
               </w:rPr>
-              <w:t>月</w:t>
+              <w:t>2026年10月</w:t>
             </w:r>
           </w:p>
         </w:tc>
@@ -3264,24 +2863,12 @@
           </w:tcPr>
           <w:p>
             <w:r>
-              <w:t>兵庫県立大学で正式ローンチ、学生</w:t>
-            </w:r>
-            <w:r>
-              <w:t>500</w:t>
-            </w:r>
-            <w:r>
-              <w:t>人登録</w:t>
+              <w:t>関西圏3大学に展開（神戸大、大阪大、関学）</w:t>
             </w:r>
           </w:p>
         </w:tc>
       </w:tr>
       <w:tr>
-        <w:tblPrEx>
-          <w:tblCellMar>
-            <w:top w:w="0" w:type="dxa"/>
-            <w:bottom w:w="0" w:type="dxa"/>
-          </w:tblCellMar>
-        </w:tblPrEx>
         <w:tc>
           <w:tcPr>
             <w:tcW w:w="2340" w:type="dxa"/>
@@ -3305,28 +2892,58 @@
                 <w:b/>
                 <w:bCs/>
               </w:rPr>
-              <w:t>2026</w:t>
-            </w:r>
+              <w:t>2027年4月</w:t>
+            </w:r>
+          </w:p>
+        </w:tc>
+        <w:tc>
+          <w:tcPr>
+            <w:tcW w:w="7020" w:type="dxa"/>
+            <w:tcBorders>
+              <w:top w:val="single" w:sz="1" w:space="0" w:color="CCCCCC"/>
+              <w:left w:val="single" w:sz="1" w:space="0" w:color="CCCCCC"/>
+              <w:bottom w:val="single" w:sz="1" w:space="0" w:color="CCCCCC"/>
+              <w:right w:val="single" w:sz="1" w:space="0" w:color="CCCCCC"/>
+            </w:tcBorders>
+            <w:tcMar>
+              <w:top w:w="80" w:type="dxa"/>
+              <w:left w:w="120" w:type="dxa"/>
+              <w:bottom w:w="80" w:type="dxa"/>
+              <w:right w:w="120" w:type="dxa"/>
+            </w:tcMar>
+          </w:tcPr>
+          <w:p>
+            <w:r>
+              <w:t>全国10大学展開、登録者30,000人</w:t>
+            </w:r>
+          </w:p>
+        </w:tc>
+      </w:tr>
+      <w:tr>
+        <w:tc>
+          <w:tcPr>
+            <w:tcW w:w="2340" w:type="dxa"/>
+            <w:tcBorders>
+              <w:top w:val="single" w:sz="1" w:space="0" w:color="CCCCCC"/>
+              <w:left w:val="single" w:sz="1" w:space="0" w:color="CCCCCC"/>
+              <w:bottom w:val="single" w:sz="1" w:space="0" w:color="CCCCCC"/>
+              <w:right w:val="single" w:sz="1" w:space="0" w:color="CCCCCC"/>
+            </w:tcBorders>
+            <w:shd w:val="clear" w:color="auto" w:fill="D5E8F0"/>
+            <w:tcMar>
+              <w:top w:w="80" w:type="dxa"/>
+              <w:left w:w="120" w:type="dxa"/>
+              <w:bottom w:w="80" w:type="dxa"/>
+              <w:right w:w="120" w:type="dxa"/>
+            </w:tcMar>
+          </w:tcPr>
+          <w:p>
             <w:r>
               <w:rPr>
                 <w:b/>
                 <w:bCs/>
               </w:rPr>
-              <w:t>年</w:t>
-            </w:r>
-            <w:r>
-              <w:rPr>
-                <w:b/>
-                <w:bCs/>
-              </w:rPr>
-              <w:t>4</w:t>
-            </w:r>
-            <w:r>
-              <w:rPr>
-                <w:b/>
-                <w:bCs/>
-              </w:rPr>
-              <w:t>月</w:t>
+              <w:t>2028年</w:t>
             </w:r>
           </w:p>
         </w:tc>
@@ -3348,347 +2965,7 @@
           </w:tcPr>
           <w:p>
             <w:r>
-              <w:t>新入生向けキャンペーン、登録者</w:t>
-            </w:r>
-            <w:r>
-              <w:t>1,000</w:t>
-            </w:r>
-            <w:r>
-              <w:t>人突破</w:t>
-            </w:r>
-          </w:p>
-        </w:tc>
-      </w:tr>
-      <w:tr>
-        <w:tblPrEx>
-          <w:tblCellMar>
-            <w:top w:w="0" w:type="dxa"/>
-            <w:bottom w:w="0" w:type="dxa"/>
-          </w:tblCellMar>
-        </w:tblPrEx>
-        <w:tc>
-          <w:tcPr>
-            <w:tcW w:w="2340" w:type="dxa"/>
-            <w:tcBorders>
-              <w:top w:val="single" w:sz="1" w:space="0" w:color="CCCCCC"/>
-              <w:left w:val="single" w:sz="1" w:space="0" w:color="CCCCCC"/>
-              <w:bottom w:val="single" w:sz="1" w:space="0" w:color="CCCCCC"/>
-              <w:right w:val="single" w:sz="1" w:space="0" w:color="CCCCCC"/>
-            </w:tcBorders>
-            <w:shd w:val="clear" w:color="auto" w:fill="D5E8F0"/>
-            <w:tcMar>
-              <w:top w:w="80" w:type="dxa"/>
-              <w:left w:w="120" w:type="dxa"/>
-              <w:bottom w:w="80" w:type="dxa"/>
-              <w:right w:w="120" w:type="dxa"/>
-            </w:tcMar>
-          </w:tcPr>
-          <w:p>
-            <w:r>
-              <w:rPr>
-                <w:b/>
-                <w:bCs/>
-              </w:rPr>
-              <w:t>2026</w:t>
-            </w:r>
-            <w:r>
-              <w:rPr>
-                <w:b/>
-                <w:bCs/>
-              </w:rPr>
-              <w:t>年</w:t>
-            </w:r>
-            <w:r>
-              <w:rPr>
-                <w:b/>
-                <w:bCs/>
-              </w:rPr>
-              <w:t>7</w:t>
-            </w:r>
-            <w:r>
-              <w:rPr>
-                <w:b/>
-                <w:bCs/>
-              </w:rPr>
-              <w:t>月</w:t>
-            </w:r>
-          </w:p>
-        </w:tc>
-        <w:tc>
-          <w:tcPr>
-            <w:tcW w:w="7020" w:type="dxa"/>
-            <w:tcBorders>
-              <w:top w:val="single" w:sz="1" w:space="0" w:color="CCCCCC"/>
-              <w:left w:val="single" w:sz="1" w:space="0" w:color="CCCCCC"/>
-              <w:bottom w:val="single" w:sz="1" w:space="0" w:color="CCCCCC"/>
-              <w:right w:val="single" w:sz="1" w:space="0" w:color="CCCCCC"/>
-            </w:tcBorders>
-            <w:tcMar>
-              <w:top w:w="80" w:type="dxa"/>
-              <w:left w:w="120" w:type="dxa"/>
-              <w:bottom w:w="80" w:type="dxa"/>
-              <w:right w:w="120" w:type="dxa"/>
-            </w:tcMar>
-          </w:tcPr>
-          <w:p>
-            <w:r>
-              <w:t>手数料導入（</w:t>
-            </w:r>
-            <w:r>
-              <w:t>10%</w:t>
-            </w:r>
-            <w:r>
-              <w:t>）、決済システム検討開始</w:t>
-            </w:r>
-          </w:p>
-        </w:tc>
-      </w:tr>
-      <w:tr>
-        <w:tblPrEx>
-          <w:tblCellMar>
-            <w:top w:w="0" w:type="dxa"/>
-            <w:bottom w:w="0" w:type="dxa"/>
-          </w:tblCellMar>
-        </w:tblPrEx>
-        <w:tc>
-          <w:tcPr>
-            <w:tcW w:w="2340" w:type="dxa"/>
-            <w:tcBorders>
-              <w:top w:val="single" w:sz="1" w:space="0" w:color="CCCCCC"/>
-              <w:left w:val="single" w:sz="1" w:space="0" w:color="CCCCCC"/>
-              <w:bottom w:val="single" w:sz="1" w:space="0" w:color="CCCCCC"/>
-              <w:right w:val="single" w:sz="1" w:space="0" w:color="CCCCCC"/>
-            </w:tcBorders>
-            <w:shd w:val="clear" w:color="auto" w:fill="D5E8F0"/>
-            <w:tcMar>
-              <w:top w:w="80" w:type="dxa"/>
-              <w:left w:w="120" w:type="dxa"/>
-              <w:bottom w:w="80" w:type="dxa"/>
-              <w:right w:w="120" w:type="dxa"/>
-            </w:tcMar>
-          </w:tcPr>
-          <w:p>
-            <w:r>
-              <w:rPr>
-                <w:b/>
-                <w:bCs/>
-              </w:rPr>
-              <w:t>2026</w:t>
-            </w:r>
-            <w:r>
-              <w:rPr>
-                <w:b/>
-                <w:bCs/>
-              </w:rPr>
-              <w:t>年</w:t>
-            </w:r>
-            <w:r>
-              <w:rPr>
-                <w:b/>
-                <w:bCs/>
-              </w:rPr>
-              <w:t>10</w:t>
-            </w:r>
-            <w:r>
-              <w:rPr>
-                <w:b/>
-                <w:bCs/>
-              </w:rPr>
-              <w:t>月</w:t>
-            </w:r>
-          </w:p>
-        </w:tc>
-        <w:tc>
-          <w:tcPr>
-            <w:tcW w:w="7020" w:type="dxa"/>
-            <w:tcBorders>
-              <w:top w:val="single" w:sz="1" w:space="0" w:color="CCCCCC"/>
-              <w:left w:val="single" w:sz="1" w:space="0" w:color="CCCCCC"/>
-              <w:bottom w:val="single" w:sz="1" w:space="0" w:color="CCCCCC"/>
-              <w:right w:val="single" w:sz="1" w:space="0" w:color="CCCCCC"/>
-            </w:tcBorders>
-            <w:tcMar>
-              <w:top w:w="80" w:type="dxa"/>
-              <w:left w:w="120" w:type="dxa"/>
-              <w:bottom w:w="80" w:type="dxa"/>
-              <w:right w:w="120" w:type="dxa"/>
-            </w:tcMar>
-          </w:tcPr>
-          <w:p>
-            <w:r>
-              <w:t>関西圏</w:t>
-            </w:r>
-            <w:r>
-              <w:t>3</w:t>
-            </w:r>
-            <w:r>
-              <w:t>大学に展開（神戸大、大阪大、関学）</w:t>
-            </w:r>
-          </w:p>
-        </w:tc>
-      </w:tr>
-      <w:tr>
-        <w:tblPrEx>
-          <w:tblCellMar>
-            <w:top w:w="0" w:type="dxa"/>
-            <w:bottom w:w="0" w:type="dxa"/>
-          </w:tblCellMar>
-        </w:tblPrEx>
-        <w:tc>
-          <w:tcPr>
-            <w:tcW w:w="2340" w:type="dxa"/>
-            <w:tcBorders>
-              <w:top w:val="single" w:sz="1" w:space="0" w:color="CCCCCC"/>
-              <w:left w:val="single" w:sz="1" w:space="0" w:color="CCCCCC"/>
-              <w:bottom w:val="single" w:sz="1" w:space="0" w:color="CCCCCC"/>
-              <w:right w:val="single" w:sz="1" w:space="0" w:color="CCCCCC"/>
-            </w:tcBorders>
-            <w:shd w:val="clear" w:color="auto" w:fill="D5E8F0"/>
-            <w:tcMar>
-              <w:top w:w="80" w:type="dxa"/>
-              <w:left w:w="120" w:type="dxa"/>
-              <w:bottom w:w="80" w:type="dxa"/>
-              <w:right w:w="120" w:type="dxa"/>
-            </w:tcMar>
-          </w:tcPr>
-          <w:p>
-            <w:r>
-              <w:rPr>
-                <w:b/>
-                <w:bCs/>
-              </w:rPr>
-              <w:t>2027</w:t>
-            </w:r>
-            <w:r>
-              <w:rPr>
-                <w:b/>
-                <w:bCs/>
-              </w:rPr>
-              <w:t>年</w:t>
-            </w:r>
-            <w:r>
-              <w:rPr>
-                <w:b/>
-                <w:bCs/>
-              </w:rPr>
-              <w:t>4</w:t>
-            </w:r>
-            <w:r>
-              <w:rPr>
-                <w:b/>
-                <w:bCs/>
-              </w:rPr>
-              <w:t>月</w:t>
-            </w:r>
-          </w:p>
-        </w:tc>
-        <w:tc>
-          <w:tcPr>
-            <w:tcW w:w="7020" w:type="dxa"/>
-            <w:tcBorders>
-              <w:top w:val="single" w:sz="1" w:space="0" w:color="CCCCCC"/>
-              <w:left w:val="single" w:sz="1" w:space="0" w:color="CCCCCC"/>
-              <w:bottom w:val="single" w:sz="1" w:space="0" w:color="CCCCCC"/>
-              <w:right w:val="single" w:sz="1" w:space="0" w:color="CCCCCC"/>
-            </w:tcBorders>
-            <w:tcMar>
-              <w:top w:w="80" w:type="dxa"/>
-              <w:left w:w="120" w:type="dxa"/>
-              <w:bottom w:w="80" w:type="dxa"/>
-              <w:right w:w="120" w:type="dxa"/>
-            </w:tcMar>
-          </w:tcPr>
-          <w:p>
-            <w:r>
-              <w:t>全国</w:t>
-            </w:r>
-            <w:r>
-              <w:t>10</w:t>
-            </w:r>
-            <w:r>
-              <w:t>大学展開、登録者</w:t>
-            </w:r>
-            <w:r>
-              <w:t>30,000</w:t>
-            </w:r>
-            <w:r>
-              <w:t>人</w:t>
-            </w:r>
-          </w:p>
-        </w:tc>
-      </w:tr>
-      <w:tr>
-        <w:tblPrEx>
-          <w:tblCellMar>
-            <w:top w:w="0" w:type="dxa"/>
-            <w:bottom w:w="0" w:type="dxa"/>
-          </w:tblCellMar>
-        </w:tblPrEx>
-        <w:tc>
-          <w:tcPr>
-            <w:tcW w:w="2340" w:type="dxa"/>
-            <w:tcBorders>
-              <w:top w:val="single" w:sz="1" w:space="0" w:color="CCCCCC"/>
-              <w:left w:val="single" w:sz="1" w:space="0" w:color="CCCCCC"/>
-              <w:bottom w:val="single" w:sz="1" w:space="0" w:color="CCCCCC"/>
-              <w:right w:val="single" w:sz="1" w:space="0" w:color="CCCCCC"/>
-            </w:tcBorders>
-            <w:shd w:val="clear" w:color="auto" w:fill="D5E8F0"/>
-            <w:tcMar>
-              <w:top w:w="80" w:type="dxa"/>
-              <w:left w:w="120" w:type="dxa"/>
-              <w:bottom w:w="80" w:type="dxa"/>
-              <w:right w:w="120" w:type="dxa"/>
-            </w:tcMar>
-          </w:tcPr>
-          <w:p>
-            <w:r>
-              <w:rPr>
-                <w:b/>
-                <w:bCs/>
-              </w:rPr>
-              <w:t>2028</w:t>
-            </w:r>
-            <w:r>
-              <w:rPr>
-                <w:b/>
-                <w:bCs/>
-              </w:rPr>
-              <w:t>年</w:t>
-            </w:r>
-          </w:p>
-        </w:tc>
-        <w:tc>
-          <w:tcPr>
-            <w:tcW w:w="7020" w:type="dxa"/>
-            <w:tcBorders>
-              <w:top w:val="single" w:sz="1" w:space="0" w:color="CCCCCC"/>
-              <w:left w:val="single" w:sz="1" w:space="0" w:color="CCCCCC"/>
-              <w:bottom w:val="single" w:sz="1" w:space="0" w:color="CCCCCC"/>
-              <w:right w:val="single" w:sz="1" w:space="0" w:color="CCCCCC"/>
-            </w:tcBorders>
-            <w:tcMar>
-              <w:top w:w="80" w:type="dxa"/>
-              <w:left w:w="120" w:type="dxa"/>
-              <w:bottom w:w="80" w:type="dxa"/>
-              <w:right w:w="120" w:type="dxa"/>
-            </w:tcMar>
-          </w:tcPr>
-          <w:p>
-            <w:r>
-              <w:t>全国</w:t>
-            </w:r>
-            <w:r>
-              <w:t>50</w:t>
-            </w:r>
-            <w:r>
-              <w:t>大学、登録者</w:t>
-            </w:r>
-            <w:r>
-              <w:t>100,000</w:t>
-            </w:r>
-            <w:r>
-              <w:t>人、黒字化達成</w:t>
+              <w:t>全国50大学、登録者100,000人、黒字化達成</w:t>
             </w:r>
           </w:p>
         </w:tc>
@@ -3705,10 +2982,7 @@
       </w:pPr>
       <w:r>
         <w:lastRenderedPageBreak/>
-        <w:t xml:space="preserve">9. </w:t>
-      </w:r>
-      <w:r>
-        <w:t>リスク分析と対策</w:t>
+        <w:t>9. リスク分析と対策</w:t>
       </w:r>
     </w:p>
     <w:tbl>
@@ -3734,12 +3008,6 @@
         <w:gridCol w:w="3120"/>
       </w:tblGrid>
       <w:tr>
-        <w:tblPrEx>
-          <w:tblCellMar>
-            <w:top w:w="0" w:type="dxa"/>
-            <w:bottom w:w="0" w:type="dxa"/>
-          </w:tblCellMar>
-        </w:tblPrEx>
         <w:tc>
           <w:tcPr>
             <w:tcW w:w="3120" w:type="dxa"/>
@@ -3826,12 +3094,6 @@
         </w:tc>
       </w:tr>
       <w:tr>
-        <w:tblPrEx>
-          <w:tblCellMar>
-            <w:top w:w="0" w:type="dxa"/>
-            <w:bottom w:w="0" w:type="dxa"/>
-          </w:tblCellMar>
-        </w:tblPrEx>
         <w:tc>
           <w:tcPr>
             <w:tcW w:w="3120" w:type="dxa"/>
@@ -3900,12 +3162,6 @@
         </w:tc>
       </w:tr>
       <w:tr>
-        <w:tblPrEx>
-          <w:tblCellMar>
-            <w:top w:w="0" w:type="dxa"/>
-            <w:bottom w:w="0" w:type="dxa"/>
-          </w:tblCellMar>
-        </w:tblPrEx>
         <w:tc>
           <w:tcPr>
             <w:tcW w:w="3120" w:type="dxa"/>
@@ -3974,12 +3230,6 @@
         </w:tc>
       </w:tr>
       <w:tr>
-        <w:tblPrEx>
-          <w:tblCellMar>
-            <w:top w:w="0" w:type="dxa"/>
-            <w:bottom w:w="0" w:type="dxa"/>
-          </w:tblCellMar>
-        </w:tblPrEx>
         <w:tc>
           <w:tcPr>
             <w:tcW w:w="3120" w:type="dxa"/>
@@ -4048,12 +3298,6 @@
         </w:tc>
       </w:tr>
       <w:tr>
-        <w:tblPrEx>
-          <w:tblCellMar>
-            <w:top w:w="0" w:type="dxa"/>
-            <w:bottom w:w="0" w:type="dxa"/>
-          </w:tblCellMar>
-        </w:tblPrEx>
         <w:tc>
           <w:tcPr>
             <w:tcW w:w="3120" w:type="dxa"/>
@@ -4116,21 +3360,12 @@
           </w:tcPr>
           <w:p>
             <w:r>
-              <w:t>Firebase</w:t>
-            </w:r>
-            <w:r>
-              <w:t>活用で安定稼働、定期メンテナンス</w:t>
+              <w:t>Firebase活用で安定稼働、定期メンテナンス</w:t>
             </w:r>
           </w:p>
         </w:tc>
       </w:tr>
       <w:tr>
-        <w:tblPrEx>
-          <w:tblCellMar>
-            <w:top w:w="0" w:type="dxa"/>
-            <w:bottom w:w="0" w:type="dxa"/>
-          </w:tblCellMar>
-        </w:tblPrEx>
         <w:tc>
           <w:tcPr>
             <w:tcW w:w="3120" w:type="dxa"/>
@@ -4210,23 +3445,15 @@
       </w:pPr>
       <w:r>
         <w:lastRenderedPageBreak/>
-        <w:t xml:space="preserve">10. </w:t>
-      </w:r>
-      <w:r>
-        <w:t>まとめ</w:t>
+        <w:t>10. まとめ</w:t>
       </w:r>
     </w:p>
     <w:p>
       <w:pPr>
         <w:spacing w:after="240"/>
       </w:pPr>
-      <w:proofErr w:type="spellStart"/>
-      <w:r>
-        <w:t>CampusMarket</w:t>
-      </w:r>
-      <w:proofErr w:type="spellEnd"/>
-      <w:r>
-        <w:t>は、大学生が抱える「教科書が高い」「引越しで家具を処分したい」「サークル用品を格安で入手したい」といった課題を、学内限定フリマという形で解決します。</w:t>
+      <w:r>
+        <w:t>CampusMarketは、大学生が抱える「教科書が高い」「引越しで家具を処分したい」「サークル用品を格安で入手したい」といった課題を、学内限定フリマという形で解決します。</w:t>
       </w:r>
     </w:p>
     <w:p>
@@ -4242,13 +3469,7 @@
         <w:spacing w:after="240"/>
       </w:pPr>
       <w:r>
-        <w:t>技術面では</w:t>
-      </w:r>
-      <w:r>
-        <w:t>Firebase + PWA</w:t>
-      </w:r>
-      <w:r>
-        <w:t>により、低コストかつスケーラブルな運用を実現。初期段階で兵庫県立大学にて実証を行い、段階的に全国展開を目指します。</w:t>
+        <w:t>技術面ではFirebase + PWAにより、低コストかつスケーラブルな運用を実現。初期段階で兵庫県立大学にて実証を行い、段階的に全国展開を目指します。</w:t>
       </w:r>
     </w:p>
     <w:p>
@@ -4268,19 +3489,7 @@
         <w:rPr>
           <w:color w:val="999999"/>
         </w:rPr>
-        <w:t xml:space="preserve">― </w:t>
-      </w:r>
-      <w:r>
-        <w:rPr>
-          <w:color w:val="999999"/>
-        </w:rPr>
-        <w:t>以上</w:t>
-      </w:r>
-      <w:r>
-        <w:rPr>
-          <w:color w:val="999999"/>
-        </w:rPr>
-        <w:t xml:space="preserve"> ―</w:t>
+        <w:t>― 以上 ―</w:t>
       </w:r>
     </w:p>
     <w:sectPr>
@@ -4433,7 +3642,7 @@
   <w:docDefaults>
     <w:rPrDefault>
       <w:rPr>
-        <w:rFonts w:ascii="游ゴシック" w:eastAsia="游ゴシック" w:hAnsi="游ゴシック" w:cs="游ゴシック"/>
+        <w:rFonts w:ascii="Yu Gothic" w:eastAsia="Yu Gothic" w:hAnsi="Yu Gothic" w:cs="Yu Gothic"/>
         <w:sz w:val="22"/>
         <w:szCs w:val="22"/>
         <w:lang w:val="en-US" w:eastAsia="ja-JP" w:bidi="ar-SA"/>
